--- a/Knowledge/3-Work knowledge/1-Software Engineering/2-General Technologies/2-Version Control System/1-Git, GitHub and GitLab/5-My Source/16-GitLab CLI.docx
+++ b/Knowledge/3-Work knowledge/1-Software Engineering/2-General Technologies/2-Version Control System/1-Git, GitHub and GitLab/5-My Source/16-GitLab CLI.docx
@@ -19172,238 +19172,284 @@
       </w:pPr>
       <w:r>
         <w:rPr>
-          <w:rFonts w:ascii="Arial" w:eastAsia="Arial" w:hAnsi="Arial" w:cs="Arial"/>
-          <w:b/>
-          <w:bCs/>
-          <w:sz w:val="18"/>
-          <w:szCs w:val="18"/>
+          <w:rFonts w:ascii="Arial" w:hAnsi="Arial"/>
+          <w:b/>
+          <w:sz w:val="18"/>
           <w:highlight w:val="lightGray"/>
         </w:rPr>
         <w:t xml:space="preserve"># Source: </w:t>
       </w:r>
-      <w:proofErr w:type="spellStart"/>
-      <w:r>
-        <w:rPr>
-          <w:rFonts w:ascii="Arial" w:eastAsia="Arial" w:hAnsi="Arial" w:cs="Arial"/>
-          <w:b/>
-          <w:bCs/>
-          <w:sz w:val="18"/>
-          <w:szCs w:val="18"/>
-          <w:highlight w:val="lightGray"/>
-        </w:rPr>
-        <w:t>ScreenShots</w:t>
-      </w:r>
-      <w:proofErr w:type="spellEnd"/>
-      <w:r>
-        <w:rPr>
-          <w:rFonts w:ascii="Arial" w:eastAsia="Arial" w:hAnsi="Arial" w:cs="Arial"/>
-          <w:sz w:val="18"/>
-          <w:szCs w:val="18"/>
+      <w:r>
+        <w:rPr>
+          <w:rFonts w:ascii="Arial" w:hAnsi="Arial" w:eastAsia="Arial" w:cs="Arial"/>
+          <w:b/>
+          <w:i w:val="0"/>
+          <w:color w:val="000000"/>
+          <w:sz w:val="18"/>
+          <w:highlight w:val="lightGray"/>
+        </w:rPr>
+        <w:t>S</w:t>
+      </w:r>
+      <w:r>
+        <w:rPr>
+          <w:rFonts w:ascii="Arial" w:hAnsi="Arial" w:eastAsia="Arial" w:cs="Arial"/>
+          <w:b/>
+          <w:i w:val="0"/>
+          <w:color w:val="000000"/>
+          <w:sz w:val="18"/>
+          <w:highlight w:val="lightGray"/>
+        </w:rPr>
+        <w:t>c</w:t>
+      </w:r>
+      <w:r>
+        <w:rPr>
+          <w:rFonts w:ascii="Arial" w:hAnsi="Arial" w:eastAsia="Arial" w:cs="Arial"/>
+          <w:b/>
+          <w:i w:val="0"/>
+          <w:color w:val="000000"/>
+          <w:sz w:val="18"/>
+          <w:highlight w:val="lightGray"/>
+        </w:rPr>
+        <w:t>r</w:t>
+      </w:r>
+      <w:r>
+        <w:rPr>
+          <w:rFonts w:ascii="Arial" w:hAnsi="Arial" w:eastAsia="Arial" w:cs="Arial"/>
+          <w:b/>
+          <w:i w:val="0"/>
+          <w:color w:val="000000"/>
+          <w:sz w:val="18"/>
+          <w:highlight w:val="lightGray"/>
+        </w:rPr>
+        <w:t>e</w:t>
+      </w:r>
+      <w:r>
+        <w:rPr>
+          <w:rFonts w:ascii="Arial" w:hAnsi="Arial" w:eastAsia="Arial" w:cs="Arial"/>
+          <w:b/>
+          <w:i w:val="0"/>
+          <w:color w:val="000000"/>
+          <w:sz w:val="18"/>
+          <w:highlight w:val="lightGray"/>
+        </w:rPr>
+        <w:t>e</w:t>
+      </w:r>
+      <w:r>
+        <w:rPr>
+          <w:rFonts w:ascii="Arial" w:hAnsi="Arial" w:eastAsia="Arial" w:cs="Arial"/>
+          <w:b/>
+          <w:i w:val="0"/>
+          <w:color w:val="000000"/>
+          <w:sz w:val="18"/>
+          <w:highlight w:val="lightGray"/>
+        </w:rPr>
+        <w:t>n</w:t>
+      </w:r>
+      <w:r>
+        <w:rPr>
+          <w:rFonts w:ascii="Arial" w:hAnsi="Arial" w:eastAsia="Arial" w:cs="Arial"/>
+          <w:b/>
+          <w:i w:val="0"/>
+          <w:color w:val="000000"/>
+          <w:sz w:val="18"/>
+          <w:highlight w:val="lightGray"/>
+        </w:rPr>
+        <w:t>S</w:t>
+      </w:r>
+      <w:r>
+        <w:rPr>
+          <w:rFonts w:ascii="Arial" w:hAnsi="Arial" w:eastAsia="Arial" w:cs="Arial"/>
+          <w:b/>
+          <w:i w:val="0"/>
+          <w:color w:val="000000"/>
+          <w:sz w:val="18"/>
+          <w:highlight w:val="lightGray"/>
+        </w:rPr>
+        <w:t>h</w:t>
+      </w:r>
+      <w:r>
+        <w:rPr>
+          <w:rFonts w:ascii="Arial" w:hAnsi="Arial" w:eastAsia="Arial" w:cs="Arial"/>
+          <w:b/>
+          <w:i w:val="0"/>
+          <w:color w:val="000000"/>
+          <w:sz w:val="18"/>
+          <w:highlight w:val="lightGray"/>
+        </w:rPr>
+        <w:t>o</w:t>
+      </w:r>
+      <w:r>
+        <w:rPr>
+          <w:rFonts w:ascii="Arial" w:hAnsi="Arial" w:eastAsia="Arial" w:cs="Arial"/>
+          <w:b/>
+          <w:i w:val="0"/>
+          <w:color w:val="000000"/>
+          <w:sz w:val="18"/>
+          <w:highlight w:val="lightGray"/>
+        </w:rPr>
+        <w:t>t</w:t>
+      </w:r>
+      <w:r>
+        <w:rPr>
+          <w:rFonts w:ascii="Arial" w:hAnsi="Arial"/>
+          <w:sz w:val="18"/>
           <w:highlight w:val="lightGray"/>
         </w:rPr>
         <w:t xml:space="preserve"> </w:t>
       </w:r>
       <w:r>
         <w:rPr>
-          <w:rFonts w:ascii="Arial" w:eastAsia="Arial" w:hAnsi="Arial" w:cs="Arial"/>
-          <w:b/>
-          <w:bCs/>
-          <w:sz w:val="18"/>
-          <w:szCs w:val="18"/>
+          <w:rFonts w:ascii="Arial" w:hAnsi="Arial"/>
+          <w:b/>
+          <w:sz w:val="18"/>
           <w:highlight w:val="lightGray"/>
         </w:rPr>
         <w:t>Source</w:t>
       </w:r>
       <w:r>
         <w:rPr>
-          <w:rFonts w:ascii="Arial" w:eastAsia="Arial" w:hAnsi="Arial" w:cs="Arial"/>
-          <w:sz w:val="18"/>
-          <w:szCs w:val="18"/>
+          <w:rFonts w:ascii="Arial" w:hAnsi="Arial"/>
+          <w:sz w:val="18"/>
           <w:highlight w:val="lightGray"/>
         </w:rPr>
         <w:t xml:space="preserve">: </w:t>
       </w:r>
       <w:r>
         <w:rPr>
-          <w:rFonts w:ascii="Arial" w:eastAsia="Arial" w:hAnsi="Arial" w:cs="Arial"/>
-          <w:b/>
-          <w:bCs/>
-          <w:sz w:val="18"/>
-          <w:szCs w:val="18"/>
+          <w:rFonts w:ascii="Arial" w:hAnsi="Arial"/>
+          <w:b/>
+          <w:sz w:val="18"/>
           <w:highlight w:val="lightGray"/>
         </w:rPr>
         <w:t>Provided by:</w:t>
       </w:r>
       <w:r>
         <w:rPr>
-          <w:rFonts w:ascii="Arial" w:eastAsia="Arial" w:hAnsi="Arial" w:cs="Arial"/>
-          <w:sz w:val="18"/>
-          <w:szCs w:val="18"/>
+          <w:rFonts w:ascii="Arial" w:hAnsi="Arial"/>
+          <w:sz w:val="18"/>
           <w:highlight w:val="lightGray"/>
         </w:rPr>
         <w:t xml:space="preserve"> [Persons Table -&gt; ID Column: 1, </w:t>
       </w:r>
-      <w:proofErr w:type="spellStart"/>
-      <w:r>
-        <w:rPr>
-          <w:rFonts w:ascii="Arial" w:eastAsia="Arial" w:hAnsi="Arial" w:cs="Arial"/>
-          <w:sz w:val="18"/>
-          <w:szCs w:val="18"/>
+      <w:r>
+        <w:rPr>
+          <w:rFonts w:ascii="Arial" w:hAnsi="Arial"/>
+          <w:sz w:val="18"/>
           <w:highlight w:val="lightGray"/>
         </w:rPr>
         <w:t>Name_En</w:t>
       </w:r>
-      <w:proofErr w:type="spellEnd"/>
-      <w:r>
-        <w:rPr>
-          <w:rFonts w:ascii="Arial" w:eastAsia="Arial" w:hAnsi="Arial" w:cs="Arial"/>
-          <w:sz w:val="18"/>
-          <w:szCs w:val="18"/>
+      <w:r>
+        <w:rPr>
+          <w:rFonts w:ascii="Arial" w:hAnsi="Arial"/>
+          <w:sz w:val="18"/>
           <w:highlight w:val="lightGray"/>
         </w:rPr>
         <w:t xml:space="preserve"> Column: Motasem Essam] -&gt; </w:t>
       </w:r>
       <w:r>
         <w:rPr>
-          <w:rFonts w:ascii="Arial" w:eastAsia="Arial" w:hAnsi="Arial" w:cs="Arial"/>
-          <w:b/>
-          <w:bCs/>
-          <w:sz w:val="18"/>
-          <w:szCs w:val="18"/>
+          <w:rFonts w:ascii="Arial" w:hAnsi="Arial"/>
+          <w:b/>
+          <w:sz w:val="18"/>
           <w:highlight w:val="lightGray"/>
         </w:rPr>
         <w:t>Tool:</w:t>
       </w:r>
       <w:r>
         <w:rPr>
-          <w:rFonts w:ascii="Arial" w:eastAsia="Arial" w:hAnsi="Arial" w:cs="Arial"/>
-          <w:sz w:val="18"/>
-          <w:szCs w:val="18"/>
+          <w:rFonts w:ascii="Arial" w:hAnsi="Arial"/>
+          <w:sz w:val="18"/>
           <w:highlight w:val="lightGray"/>
         </w:rPr>
         <w:t xml:space="preserve"> [</w:t>
       </w:r>
-      <w:proofErr w:type="spellStart"/>
-      <w:r>
-        <w:rPr>
-          <w:rFonts w:ascii="Arial" w:eastAsia="Arial" w:hAnsi="Arial" w:cs="Arial"/>
-          <w:sz w:val="18"/>
-          <w:szCs w:val="18"/>
+      <w:r>
+        <w:rPr>
+          <w:rFonts w:ascii="Arial" w:hAnsi="Arial"/>
+          <w:sz w:val="18"/>
           <w:highlight w:val="lightGray"/>
         </w:rPr>
         <w:t>Lightshot</w:t>
       </w:r>
-      <w:proofErr w:type="spellEnd"/>
-      <w:r>
-        <w:rPr>
-          <w:rFonts w:ascii="Arial" w:eastAsia="Arial" w:hAnsi="Arial" w:cs="Arial"/>
-          <w:sz w:val="18"/>
-          <w:szCs w:val="18"/>
+      <w:r>
+        <w:rPr>
+          <w:rFonts w:ascii="Arial" w:hAnsi="Arial"/>
+          <w:sz w:val="18"/>
           <w:highlight w:val="lightGray"/>
         </w:rPr>
         <w:t xml:space="preserve"> Program] -&gt; </w:t>
       </w:r>
       <w:r>
         <w:rPr>
-          <w:rFonts w:ascii="Arial" w:eastAsia="Arial" w:hAnsi="Arial" w:cs="Arial"/>
-          <w:b/>
-          <w:bCs/>
-          <w:sz w:val="18"/>
-          <w:szCs w:val="18"/>
+          <w:rFonts w:ascii="Arial" w:hAnsi="Arial"/>
+          <w:b/>
+          <w:sz w:val="18"/>
           <w:highlight w:val="lightGray"/>
         </w:rPr>
         <w:t xml:space="preserve">From </w:t>
       </w:r>
       <w:r>
         <w:rPr>
-          <w:rFonts w:ascii="Arial" w:eastAsia="Arial" w:hAnsi="Arial" w:cs="Arial"/>
-          <w:sz w:val="18"/>
-          <w:szCs w:val="18"/>
+          <w:rFonts w:ascii="Arial" w:hAnsi="Arial"/>
+          <w:sz w:val="18"/>
           <w:highlight w:val="lightGray"/>
         </w:rPr>
         <w:t xml:space="preserve">[Site: Google Search: All: GitLab CLI] </w:t>
       </w:r>
       <w:r>
         <w:rPr>
-          <w:rFonts w:ascii="Arial" w:eastAsia="Arial" w:hAnsi="Arial" w:cs="Arial"/>
-          <w:b/>
-          <w:bCs/>
-          <w:sz w:val="18"/>
-          <w:szCs w:val="18"/>
+          <w:rFonts w:ascii="Arial" w:hAnsi="Arial"/>
+          <w:b/>
+          <w:sz w:val="18"/>
           <w:highlight w:val="lightGray"/>
         </w:rPr>
         <w:t>on</w:t>
       </w:r>
       <w:r>
         <w:rPr>
-          <w:rFonts w:ascii="Arial" w:eastAsia="Arial" w:hAnsi="Arial" w:cs="Arial"/>
-          <w:sz w:val="18"/>
-          <w:szCs w:val="18"/>
+          <w:rFonts w:ascii="Arial" w:hAnsi="Arial"/>
+          <w:sz w:val="18"/>
           <w:highlight w:val="lightGray"/>
         </w:rPr>
         <w:t xml:space="preserve"> [</w:t>
       </w:r>
       <w:r>
         <w:rPr>
-          <w:rFonts w:ascii="Arial" w:eastAsia="Arial" w:hAnsi="Arial" w:cs="Arial"/>
-          <w:bCs/>
-          <w:kern w:val="0"/>
-          <w:sz w:val="18"/>
-          <w:szCs w:val="14"/>
-          <w:highlight w:val="lightGray"/>
-          <w:shd w:val="clear" w:color="auto" w:fill="B7B7B7"/>
-          <w:lang w:val="en"/>
-          <w14:ligatures w14:val="none"/>
+          <w:rFonts w:ascii="Arial" w:hAnsi="Arial"/>
+          <w:sz w:val="18"/>
+          <w:highlight w:val="lightGray"/>
         </w:rPr>
         <w:t>3</w:t>
       </w:r>
       <w:r>
         <w:rPr>
-          <w:rFonts w:ascii="Arial" w:eastAsia="Arial" w:hAnsi="Arial" w:cs="Arial"/>
-          <w:bCs/>
-          <w:kern w:val="0"/>
-          <w:sz w:val="18"/>
-          <w:szCs w:val="14"/>
-          <w:highlight w:val="lightGray"/>
-          <w:shd w:val="clear" w:color="auto" w:fill="B7B7B7"/>
-          <w:lang w:val="en"/>
-          <w14:ligatures w14:val="none"/>
+          <w:rFonts w:ascii="Arial" w:hAnsi="Arial"/>
+          <w:sz w:val="18"/>
+          <w:highlight w:val="lightGray"/>
         </w:rPr>
         <w:t>/</w:t>
       </w:r>
       <w:r>
         <w:rPr>
-          <w:rFonts w:ascii="Arial" w:eastAsia="Arial" w:hAnsi="Arial" w:cs="Arial"/>
-          <w:bCs/>
-          <w:kern w:val="0"/>
-          <w:sz w:val="18"/>
-          <w:szCs w:val="14"/>
-          <w:highlight w:val="lightGray"/>
-          <w:shd w:val="clear" w:color="auto" w:fill="B7B7B7"/>
-          <w:lang w:val="en"/>
-          <w14:ligatures w14:val="none"/>
+          <w:rFonts w:ascii="Arial" w:hAnsi="Arial"/>
+          <w:sz w:val="18"/>
+          <w:highlight w:val="lightGray"/>
         </w:rPr>
         <w:t>6</w:t>
       </w:r>
       <w:r>
         <w:rPr>
-          <w:rFonts w:ascii="Arial" w:eastAsia="Arial" w:hAnsi="Arial" w:cs="Arial"/>
-          <w:bCs/>
-          <w:kern w:val="0"/>
-          <w:sz w:val="18"/>
-          <w:szCs w:val="14"/>
-          <w:highlight w:val="lightGray"/>
-          <w:shd w:val="clear" w:color="auto" w:fill="B7B7B7"/>
-          <w:lang w:val="en"/>
-          <w14:ligatures w14:val="none"/>
+          <w:rFonts w:ascii="Arial" w:hAnsi="Arial"/>
+          <w:sz w:val="18"/>
+          <w:highlight w:val="lightGray"/>
         </w:rPr>
         <w:t>/2026</w:t>
       </w:r>
       <w:r>
         <w:rPr>
-          <w:rFonts w:ascii="Arial" w:eastAsia="Arial" w:hAnsi="Arial" w:cs="Arial"/>
-          <w:sz w:val="18"/>
-          <w:szCs w:val="18"/>
+          <w:rFonts w:ascii="Arial" w:hAnsi="Arial"/>
+          <w:sz w:val="18"/>
           <w:highlight w:val="lightGray"/>
         </w:rPr>
         <w:t>]</w:t>
@@ -19619,7 +19665,117 @@
           <w:sz w:val="18"/>
           <w:highlight w:val="lightGray"/>
         </w:rPr>
-        <w:t># Source: ScreenShots</w:t>
+        <w:t xml:space="preserve"># Source: </w:t>
+      </w:r>
+      <w:r>
+        <w:rPr>
+          <w:rFonts w:ascii="Arial" w:hAnsi="Arial" w:eastAsia="Arial" w:cs="Arial"/>
+          <w:b/>
+          <w:i w:val="0"/>
+          <w:color w:val="000000"/>
+          <w:sz w:val="18"/>
+          <w:highlight w:val="lightGray"/>
+        </w:rPr>
+        <w:t>S</w:t>
+      </w:r>
+      <w:r>
+        <w:rPr>
+          <w:rFonts w:ascii="Arial" w:hAnsi="Arial" w:eastAsia="Arial" w:cs="Arial"/>
+          <w:b/>
+          <w:i w:val="0"/>
+          <w:color w:val="000000"/>
+          <w:sz w:val="18"/>
+          <w:highlight w:val="lightGray"/>
+        </w:rPr>
+        <w:t>c</w:t>
+      </w:r>
+      <w:r>
+        <w:rPr>
+          <w:rFonts w:ascii="Arial" w:hAnsi="Arial" w:eastAsia="Arial" w:cs="Arial"/>
+          <w:b/>
+          <w:i w:val="0"/>
+          <w:color w:val="000000"/>
+          <w:sz w:val="18"/>
+          <w:highlight w:val="lightGray"/>
+        </w:rPr>
+        <w:t>r</w:t>
+      </w:r>
+      <w:r>
+        <w:rPr>
+          <w:rFonts w:ascii="Arial" w:hAnsi="Arial" w:eastAsia="Arial" w:cs="Arial"/>
+          <w:b/>
+          <w:i w:val="0"/>
+          <w:color w:val="000000"/>
+          <w:sz w:val="18"/>
+          <w:highlight w:val="lightGray"/>
+        </w:rPr>
+        <w:t>e</w:t>
+      </w:r>
+      <w:r>
+        <w:rPr>
+          <w:rFonts w:ascii="Arial" w:hAnsi="Arial" w:eastAsia="Arial" w:cs="Arial"/>
+          <w:b/>
+          <w:i w:val="0"/>
+          <w:color w:val="000000"/>
+          <w:sz w:val="18"/>
+          <w:highlight w:val="lightGray"/>
+        </w:rPr>
+        <w:t>e</w:t>
+      </w:r>
+      <w:r>
+        <w:rPr>
+          <w:rFonts w:ascii="Arial" w:hAnsi="Arial" w:eastAsia="Arial" w:cs="Arial"/>
+          <w:b/>
+          <w:i w:val="0"/>
+          <w:color w:val="000000"/>
+          <w:sz w:val="18"/>
+          <w:highlight w:val="lightGray"/>
+        </w:rPr>
+        <w:t>n</w:t>
+      </w:r>
+      <w:r>
+        <w:rPr>
+          <w:rFonts w:ascii="Arial" w:hAnsi="Arial" w:eastAsia="Arial" w:cs="Arial"/>
+          <w:b/>
+          <w:i w:val="0"/>
+          <w:color w:val="000000"/>
+          <w:sz w:val="18"/>
+          <w:highlight w:val="lightGray"/>
+        </w:rPr>
+        <w:t>S</w:t>
+      </w:r>
+      <w:r>
+        <w:rPr>
+          <w:rFonts w:ascii="Arial" w:hAnsi="Arial" w:eastAsia="Arial" w:cs="Arial"/>
+          <w:b/>
+          <w:i w:val="0"/>
+          <w:color w:val="000000"/>
+          <w:sz w:val="18"/>
+          <w:highlight w:val="lightGray"/>
+        </w:rPr>
+        <w:t>h</w:t>
+      </w:r>
+      <w:r>
+        <w:rPr>
+          <w:rFonts w:ascii="Arial" w:hAnsi="Arial" w:eastAsia="Arial" w:cs="Arial"/>
+          <w:b/>
+          <w:i w:val="0"/>
+          <w:color w:val="000000"/>
+          <w:sz w:val="18"/>
+          <w:highlight w:val="lightGray"/>
+        </w:rPr>
+        <w:t>o</w:t>
+      </w:r>
+      <w:r>
+        <w:rPr>
+          <w:rFonts w:ascii="Arial" w:hAnsi="Arial" w:eastAsia="Arial" w:cs="Arial"/>
+          <w:b/>
+          <w:i w:val="0"/>
+          <w:color w:val="000000"/>
+          <w:sz w:val="18"/>
+          <w:highlight w:val="lightGray"/>
+        </w:rPr>
+        <w:t>t</w:t>
       </w:r>
       <w:r>
         <w:rPr>
@@ -19682,7 +19838,7 @@
       </w:r>
       <w:r>
         <w:rPr>
-          <w:rFonts w:ascii="Arial" w:eastAsia="Arial" w:hAnsi="Arial" w:cs="Arial"/>
+          <w:rFonts w:ascii="Arial" w:hAnsi="Arial"/>
           <w:b/>
           <w:color w:val="000000"/>
           <w:sz w:val="18"/>
@@ -19692,7 +19848,7 @@
       </w:r>
       <w:r>
         <w:rPr>
-          <w:rFonts w:ascii="Arial" w:eastAsia="Arial" w:hAnsi="Arial" w:cs="Arial"/>
+          <w:rFonts w:ascii="Arial" w:hAnsi="Arial"/>
           <w:color w:val="000000"/>
           <w:sz w:val="18"/>
           <w:highlight w:val="lightGray"/>
@@ -19799,7 +19955,117 @@
           <w:sz w:val="18"/>
           <w:highlight w:val="lightGray"/>
         </w:rPr>
-        <w:t># Source: ScreenShots</w:t>
+        <w:t xml:space="preserve"># Source: </w:t>
+      </w:r>
+      <w:r>
+        <w:rPr>
+          <w:rFonts w:ascii="Arial" w:hAnsi="Arial" w:eastAsia="Arial" w:cs="Arial"/>
+          <w:b/>
+          <w:i w:val="0"/>
+          <w:color w:val="000000"/>
+          <w:sz w:val="18"/>
+          <w:highlight w:val="lightGray"/>
+        </w:rPr>
+        <w:t>S</w:t>
+      </w:r>
+      <w:r>
+        <w:rPr>
+          <w:rFonts w:ascii="Arial" w:hAnsi="Arial" w:eastAsia="Arial" w:cs="Arial"/>
+          <w:b/>
+          <w:i w:val="0"/>
+          <w:color w:val="000000"/>
+          <w:sz w:val="18"/>
+          <w:highlight w:val="lightGray"/>
+        </w:rPr>
+        <w:t>c</w:t>
+      </w:r>
+      <w:r>
+        <w:rPr>
+          <w:rFonts w:ascii="Arial" w:hAnsi="Arial" w:eastAsia="Arial" w:cs="Arial"/>
+          <w:b/>
+          <w:i w:val="0"/>
+          <w:color w:val="000000"/>
+          <w:sz w:val="18"/>
+          <w:highlight w:val="lightGray"/>
+        </w:rPr>
+        <w:t>r</w:t>
+      </w:r>
+      <w:r>
+        <w:rPr>
+          <w:rFonts w:ascii="Arial" w:hAnsi="Arial" w:eastAsia="Arial" w:cs="Arial"/>
+          <w:b/>
+          <w:i w:val="0"/>
+          <w:color w:val="000000"/>
+          <w:sz w:val="18"/>
+          <w:highlight w:val="lightGray"/>
+        </w:rPr>
+        <w:t>e</w:t>
+      </w:r>
+      <w:r>
+        <w:rPr>
+          <w:rFonts w:ascii="Arial" w:hAnsi="Arial" w:eastAsia="Arial" w:cs="Arial"/>
+          <w:b/>
+          <w:i w:val="0"/>
+          <w:color w:val="000000"/>
+          <w:sz w:val="18"/>
+          <w:highlight w:val="lightGray"/>
+        </w:rPr>
+        <w:t>e</w:t>
+      </w:r>
+      <w:r>
+        <w:rPr>
+          <w:rFonts w:ascii="Arial" w:hAnsi="Arial" w:eastAsia="Arial" w:cs="Arial"/>
+          <w:b/>
+          <w:i w:val="0"/>
+          <w:color w:val="000000"/>
+          <w:sz w:val="18"/>
+          <w:highlight w:val="lightGray"/>
+        </w:rPr>
+        <w:t>n</w:t>
+      </w:r>
+      <w:r>
+        <w:rPr>
+          <w:rFonts w:ascii="Arial" w:hAnsi="Arial" w:eastAsia="Arial" w:cs="Arial"/>
+          <w:b/>
+          <w:i w:val="0"/>
+          <w:color w:val="000000"/>
+          <w:sz w:val="18"/>
+          <w:highlight w:val="lightGray"/>
+        </w:rPr>
+        <w:t>S</w:t>
+      </w:r>
+      <w:r>
+        <w:rPr>
+          <w:rFonts w:ascii="Arial" w:hAnsi="Arial" w:eastAsia="Arial" w:cs="Arial"/>
+          <w:b/>
+          <w:i w:val="0"/>
+          <w:color w:val="000000"/>
+          <w:sz w:val="18"/>
+          <w:highlight w:val="lightGray"/>
+        </w:rPr>
+        <w:t>h</w:t>
+      </w:r>
+      <w:r>
+        <w:rPr>
+          <w:rFonts w:ascii="Arial" w:hAnsi="Arial" w:eastAsia="Arial" w:cs="Arial"/>
+          <w:b/>
+          <w:i w:val="0"/>
+          <w:color w:val="000000"/>
+          <w:sz w:val="18"/>
+          <w:highlight w:val="lightGray"/>
+        </w:rPr>
+        <w:t>o</w:t>
+      </w:r>
+      <w:r>
+        <w:rPr>
+          <w:rFonts w:ascii="Arial" w:hAnsi="Arial" w:eastAsia="Arial" w:cs="Arial"/>
+          <w:b/>
+          <w:i w:val="0"/>
+          <w:color w:val="000000"/>
+          <w:sz w:val="18"/>
+          <w:highlight w:val="lightGray"/>
+        </w:rPr>
+        <w:t>t</w:t>
       </w:r>
       <w:r>
         <w:rPr>
@@ -19862,7 +20128,7 @@
       </w:r>
       <w:r>
         <w:rPr>
-          <w:rFonts w:ascii="Arial" w:eastAsia="Arial" w:hAnsi="Arial" w:cs="Arial"/>
+          <w:rFonts w:ascii="Arial" w:hAnsi="Arial"/>
           <w:b/>
           <w:color w:val="000000"/>
           <w:sz w:val="18"/>
@@ -19872,7 +20138,7 @@
       </w:r>
       <w:r>
         <w:rPr>
-          <w:rFonts w:ascii="Arial" w:eastAsia="Arial" w:hAnsi="Arial" w:cs="Arial"/>
+          <w:rFonts w:ascii="Arial" w:hAnsi="Arial"/>
           <w:color w:val="000000"/>
           <w:sz w:val="18"/>
           <w:highlight w:val="lightGray"/>
@@ -20228,7 +20494,117 @@
           <w:sz w:val="18"/>
           <w:highlight w:val="lightGray"/>
         </w:rPr>
-        <w:t># Source: ScreenShots</w:t>
+        <w:t xml:space="preserve"># Source: </w:t>
+      </w:r>
+      <w:r>
+        <w:rPr>
+          <w:rFonts w:ascii="Arial" w:hAnsi="Arial" w:eastAsia="Arial" w:cs="Arial"/>
+          <w:b/>
+          <w:i w:val="0"/>
+          <w:color w:val="000000"/>
+          <w:sz w:val="18"/>
+          <w:highlight w:val="lightGray"/>
+        </w:rPr>
+        <w:t>S</w:t>
+      </w:r>
+      <w:r>
+        <w:rPr>
+          <w:rFonts w:ascii="Arial" w:hAnsi="Arial" w:eastAsia="Arial" w:cs="Arial"/>
+          <w:b/>
+          <w:i w:val="0"/>
+          <w:color w:val="000000"/>
+          <w:sz w:val="18"/>
+          <w:highlight w:val="lightGray"/>
+        </w:rPr>
+        <w:t>c</w:t>
+      </w:r>
+      <w:r>
+        <w:rPr>
+          <w:rFonts w:ascii="Arial" w:hAnsi="Arial" w:eastAsia="Arial" w:cs="Arial"/>
+          <w:b/>
+          <w:i w:val="0"/>
+          <w:color w:val="000000"/>
+          <w:sz w:val="18"/>
+          <w:highlight w:val="lightGray"/>
+        </w:rPr>
+        <w:t>r</w:t>
+      </w:r>
+      <w:r>
+        <w:rPr>
+          <w:rFonts w:ascii="Arial" w:hAnsi="Arial" w:eastAsia="Arial" w:cs="Arial"/>
+          <w:b/>
+          <w:i w:val="0"/>
+          <w:color w:val="000000"/>
+          <w:sz w:val="18"/>
+          <w:highlight w:val="lightGray"/>
+        </w:rPr>
+        <w:t>e</w:t>
+      </w:r>
+      <w:r>
+        <w:rPr>
+          <w:rFonts w:ascii="Arial" w:hAnsi="Arial" w:eastAsia="Arial" w:cs="Arial"/>
+          <w:b/>
+          <w:i w:val="0"/>
+          <w:color w:val="000000"/>
+          <w:sz w:val="18"/>
+          <w:highlight w:val="lightGray"/>
+        </w:rPr>
+        <w:t>e</w:t>
+      </w:r>
+      <w:r>
+        <w:rPr>
+          <w:rFonts w:ascii="Arial" w:hAnsi="Arial" w:eastAsia="Arial" w:cs="Arial"/>
+          <w:b/>
+          <w:i w:val="0"/>
+          <w:color w:val="000000"/>
+          <w:sz w:val="18"/>
+          <w:highlight w:val="lightGray"/>
+        </w:rPr>
+        <w:t>n</w:t>
+      </w:r>
+      <w:r>
+        <w:rPr>
+          <w:rFonts w:ascii="Arial" w:hAnsi="Arial" w:eastAsia="Arial" w:cs="Arial"/>
+          <w:b/>
+          <w:i w:val="0"/>
+          <w:color w:val="000000"/>
+          <w:sz w:val="18"/>
+          <w:highlight w:val="lightGray"/>
+        </w:rPr>
+        <w:t>S</w:t>
+      </w:r>
+      <w:r>
+        <w:rPr>
+          <w:rFonts w:ascii="Arial" w:hAnsi="Arial" w:eastAsia="Arial" w:cs="Arial"/>
+          <w:b/>
+          <w:i w:val="0"/>
+          <w:color w:val="000000"/>
+          <w:sz w:val="18"/>
+          <w:highlight w:val="lightGray"/>
+        </w:rPr>
+        <w:t>h</w:t>
+      </w:r>
+      <w:r>
+        <w:rPr>
+          <w:rFonts w:ascii="Arial" w:hAnsi="Arial" w:eastAsia="Arial" w:cs="Arial"/>
+          <w:b/>
+          <w:i w:val="0"/>
+          <w:color w:val="000000"/>
+          <w:sz w:val="18"/>
+          <w:highlight w:val="lightGray"/>
+        </w:rPr>
+        <w:t>o</w:t>
+      </w:r>
+      <w:r>
+        <w:rPr>
+          <w:rFonts w:ascii="Arial" w:hAnsi="Arial" w:eastAsia="Arial" w:cs="Arial"/>
+          <w:b/>
+          <w:i w:val="0"/>
+          <w:color w:val="000000"/>
+          <w:sz w:val="18"/>
+          <w:highlight w:val="lightGray"/>
+        </w:rPr>
+        <w:t>t</w:t>
       </w:r>
       <w:r>
         <w:rPr>
@@ -20291,7 +20667,7 @@
       </w:r>
       <w:r>
         <w:rPr>
-          <w:rFonts w:ascii="Arial" w:eastAsia="Arial" w:hAnsi="Arial" w:cs="Arial"/>
+          <w:rFonts w:ascii="Arial" w:hAnsi="Arial"/>
           <w:b/>
           <w:color w:val="000000"/>
           <w:sz w:val="18"/>
@@ -20301,7 +20677,7 @@
       </w:r>
       <w:r>
         <w:rPr>
-          <w:rFonts w:ascii="Arial" w:eastAsia="Arial" w:hAnsi="Arial" w:cs="Arial"/>
+          <w:rFonts w:ascii="Arial" w:hAnsi="Arial"/>
           <w:color w:val="000000"/>
           <w:sz w:val="18"/>
           <w:highlight w:val="lightGray"/>
@@ -20860,7 +21236,117 @@
           <w:sz w:val="18"/>
           <w:highlight w:val="lightGray"/>
         </w:rPr>
-        <w:t># Source: ScreenShots</w:t>
+        <w:t xml:space="preserve"># Source: </w:t>
+      </w:r>
+      <w:r>
+        <w:rPr>
+          <w:rFonts w:ascii="Arial" w:hAnsi="Arial" w:eastAsia="Arial" w:cs="Arial"/>
+          <w:b/>
+          <w:i w:val="0"/>
+          <w:color w:val="000000"/>
+          <w:sz w:val="18"/>
+          <w:highlight w:val="lightGray"/>
+        </w:rPr>
+        <w:t>S</w:t>
+      </w:r>
+      <w:r>
+        <w:rPr>
+          <w:rFonts w:ascii="Arial" w:hAnsi="Arial" w:eastAsia="Arial" w:cs="Arial"/>
+          <w:b/>
+          <w:i w:val="0"/>
+          <w:color w:val="000000"/>
+          <w:sz w:val="18"/>
+          <w:highlight w:val="lightGray"/>
+        </w:rPr>
+        <w:t>c</w:t>
+      </w:r>
+      <w:r>
+        <w:rPr>
+          <w:rFonts w:ascii="Arial" w:hAnsi="Arial" w:eastAsia="Arial" w:cs="Arial"/>
+          <w:b/>
+          <w:i w:val="0"/>
+          <w:color w:val="000000"/>
+          <w:sz w:val="18"/>
+          <w:highlight w:val="lightGray"/>
+        </w:rPr>
+        <w:t>r</w:t>
+      </w:r>
+      <w:r>
+        <w:rPr>
+          <w:rFonts w:ascii="Arial" w:hAnsi="Arial" w:eastAsia="Arial" w:cs="Arial"/>
+          <w:b/>
+          <w:i w:val="0"/>
+          <w:color w:val="000000"/>
+          <w:sz w:val="18"/>
+          <w:highlight w:val="lightGray"/>
+        </w:rPr>
+        <w:t>e</w:t>
+      </w:r>
+      <w:r>
+        <w:rPr>
+          <w:rFonts w:ascii="Arial" w:hAnsi="Arial" w:eastAsia="Arial" w:cs="Arial"/>
+          <w:b/>
+          <w:i w:val="0"/>
+          <w:color w:val="000000"/>
+          <w:sz w:val="18"/>
+          <w:highlight w:val="lightGray"/>
+        </w:rPr>
+        <w:t>e</w:t>
+      </w:r>
+      <w:r>
+        <w:rPr>
+          <w:rFonts w:ascii="Arial" w:hAnsi="Arial" w:eastAsia="Arial" w:cs="Arial"/>
+          <w:b/>
+          <w:i w:val="0"/>
+          <w:color w:val="000000"/>
+          <w:sz w:val="18"/>
+          <w:highlight w:val="lightGray"/>
+        </w:rPr>
+        <w:t>n</w:t>
+      </w:r>
+      <w:r>
+        <w:rPr>
+          <w:rFonts w:ascii="Arial" w:hAnsi="Arial" w:eastAsia="Arial" w:cs="Arial"/>
+          <w:b/>
+          <w:i w:val="0"/>
+          <w:color w:val="000000"/>
+          <w:sz w:val="18"/>
+          <w:highlight w:val="lightGray"/>
+        </w:rPr>
+        <w:t>S</w:t>
+      </w:r>
+      <w:r>
+        <w:rPr>
+          <w:rFonts w:ascii="Arial" w:hAnsi="Arial" w:eastAsia="Arial" w:cs="Arial"/>
+          <w:b/>
+          <w:i w:val="0"/>
+          <w:color w:val="000000"/>
+          <w:sz w:val="18"/>
+          <w:highlight w:val="lightGray"/>
+        </w:rPr>
+        <w:t>h</w:t>
+      </w:r>
+      <w:r>
+        <w:rPr>
+          <w:rFonts w:ascii="Arial" w:hAnsi="Arial" w:eastAsia="Arial" w:cs="Arial"/>
+          <w:b/>
+          <w:i w:val="0"/>
+          <w:color w:val="000000"/>
+          <w:sz w:val="18"/>
+          <w:highlight w:val="lightGray"/>
+        </w:rPr>
+        <w:t>o</w:t>
+      </w:r>
+      <w:r>
+        <w:rPr>
+          <w:rFonts w:ascii="Arial" w:hAnsi="Arial" w:eastAsia="Arial" w:cs="Arial"/>
+          <w:b/>
+          <w:i w:val="0"/>
+          <w:color w:val="000000"/>
+          <w:sz w:val="18"/>
+          <w:highlight w:val="lightGray"/>
+        </w:rPr>
+        <w:t>t</w:t>
       </w:r>
       <w:r>
         <w:rPr>
@@ -20923,7 +21409,7 @@
       </w:r>
       <w:r>
         <w:rPr>
-          <w:rFonts w:ascii="Arial" w:eastAsia="Arial" w:hAnsi="Arial" w:cs="Arial"/>
+          <w:rFonts w:ascii="Arial" w:hAnsi="Arial"/>
           <w:b/>
           <w:color w:val="000000"/>
           <w:sz w:val="18"/>
@@ -20933,7 +21419,7 @@
       </w:r>
       <w:r>
         <w:rPr>
-          <w:rFonts w:ascii="Arial" w:eastAsia="Arial" w:hAnsi="Arial" w:cs="Arial"/>
+          <w:rFonts w:ascii="Arial" w:hAnsi="Arial"/>
           <w:color w:val="000000"/>
           <w:sz w:val="18"/>
           <w:highlight w:val="lightGray"/>
@@ -21194,7 +21680,117 @@
           <w:sz w:val="18"/>
           <w:highlight w:val="lightGray"/>
         </w:rPr>
-        <w:t># Source: ScreenShots</w:t>
+        <w:t xml:space="preserve"># Source: </w:t>
+      </w:r>
+      <w:r>
+        <w:rPr>
+          <w:rFonts w:ascii="Arial" w:hAnsi="Arial" w:eastAsia="Arial" w:cs="Arial"/>
+          <w:b/>
+          <w:i w:val="0"/>
+          <w:color w:val="000000"/>
+          <w:sz w:val="18"/>
+          <w:highlight w:val="lightGray"/>
+        </w:rPr>
+        <w:t>S</w:t>
+      </w:r>
+      <w:r>
+        <w:rPr>
+          <w:rFonts w:ascii="Arial" w:hAnsi="Arial" w:eastAsia="Arial" w:cs="Arial"/>
+          <w:b/>
+          <w:i w:val="0"/>
+          <w:color w:val="000000"/>
+          <w:sz w:val="18"/>
+          <w:highlight w:val="lightGray"/>
+        </w:rPr>
+        <w:t>c</w:t>
+      </w:r>
+      <w:r>
+        <w:rPr>
+          <w:rFonts w:ascii="Arial" w:hAnsi="Arial" w:eastAsia="Arial" w:cs="Arial"/>
+          <w:b/>
+          <w:i w:val="0"/>
+          <w:color w:val="000000"/>
+          <w:sz w:val="18"/>
+          <w:highlight w:val="lightGray"/>
+        </w:rPr>
+        <w:t>r</w:t>
+      </w:r>
+      <w:r>
+        <w:rPr>
+          <w:rFonts w:ascii="Arial" w:hAnsi="Arial" w:eastAsia="Arial" w:cs="Arial"/>
+          <w:b/>
+          <w:i w:val="0"/>
+          <w:color w:val="000000"/>
+          <w:sz w:val="18"/>
+          <w:highlight w:val="lightGray"/>
+        </w:rPr>
+        <w:t>e</w:t>
+      </w:r>
+      <w:r>
+        <w:rPr>
+          <w:rFonts w:ascii="Arial" w:hAnsi="Arial" w:eastAsia="Arial" w:cs="Arial"/>
+          <w:b/>
+          <w:i w:val="0"/>
+          <w:color w:val="000000"/>
+          <w:sz w:val="18"/>
+          <w:highlight w:val="lightGray"/>
+        </w:rPr>
+        <w:t>e</w:t>
+      </w:r>
+      <w:r>
+        <w:rPr>
+          <w:rFonts w:ascii="Arial" w:hAnsi="Arial" w:eastAsia="Arial" w:cs="Arial"/>
+          <w:b/>
+          <w:i w:val="0"/>
+          <w:color w:val="000000"/>
+          <w:sz w:val="18"/>
+          <w:highlight w:val="lightGray"/>
+        </w:rPr>
+        <w:t>n</w:t>
+      </w:r>
+      <w:r>
+        <w:rPr>
+          <w:rFonts w:ascii="Arial" w:hAnsi="Arial" w:eastAsia="Arial" w:cs="Arial"/>
+          <w:b/>
+          <w:i w:val="0"/>
+          <w:color w:val="000000"/>
+          <w:sz w:val="18"/>
+          <w:highlight w:val="lightGray"/>
+        </w:rPr>
+        <w:t>S</w:t>
+      </w:r>
+      <w:r>
+        <w:rPr>
+          <w:rFonts w:ascii="Arial" w:hAnsi="Arial" w:eastAsia="Arial" w:cs="Arial"/>
+          <w:b/>
+          <w:i w:val="0"/>
+          <w:color w:val="000000"/>
+          <w:sz w:val="18"/>
+          <w:highlight w:val="lightGray"/>
+        </w:rPr>
+        <w:t>h</w:t>
+      </w:r>
+      <w:r>
+        <w:rPr>
+          <w:rFonts w:ascii="Arial" w:hAnsi="Arial" w:eastAsia="Arial" w:cs="Arial"/>
+          <w:b/>
+          <w:i w:val="0"/>
+          <w:color w:val="000000"/>
+          <w:sz w:val="18"/>
+          <w:highlight w:val="lightGray"/>
+        </w:rPr>
+        <w:t>o</w:t>
+      </w:r>
+      <w:r>
+        <w:rPr>
+          <w:rFonts w:ascii="Arial" w:hAnsi="Arial" w:eastAsia="Arial" w:cs="Arial"/>
+          <w:b/>
+          <w:i w:val="0"/>
+          <w:color w:val="000000"/>
+          <w:sz w:val="18"/>
+          <w:highlight w:val="lightGray"/>
+        </w:rPr>
+        <w:t>t</w:t>
       </w:r>
       <w:r>
         <w:rPr>
@@ -21257,7 +21853,7 @@
       </w:r>
       <w:r>
         <w:rPr>
-          <w:rFonts w:ascii="Arial" w:eastAsia="Arial" w:hAnsi="Arial" w:cs="Arial"/>
+          <w:rFonts w:ascii="Arial" w:hAnsi="Arial"/>
           <w:b/>
           <w:color w:val="000000"/>
           <w:sz w:val="18"/>
@@ -21267,7 +21863,7 @@
       </w:r>
       <w:r>
         <w:rPr>
-          <w:rFonts w:ascii="Arial" w:eastAsia="Arial" w:hAnsi="Arial" w:cs="Arial"/>
+          <w:rFonts w:ascii="Arial" w:hAnsi="Arial"/>
           <w:color w:val="000000"/>
           <w:sz w:val="18"/>
           <w:highlight w:val="lightGray"/>
@@ -21631,197 +22227,260 @@
       </w:pPr>
       <w:r>
         <w:rPr>
-          <w:rFonts w:ascii="Arial" w:eastAsia="Arial" w:hAnsi="Arial" w:cs="Arial"/>
-          <w:b/>
-          <w:bCs/>
-          <w:sz w:val="18"/>
-          <w:szCs w:val="18"/>
-          <w:highlight w:val="lightGray"/>
-        </w:rPr>
-        <w:lastRenderedPageBreak/>
+          <w:rFonts w:ascii="Arial" w:hAnsi="Arial"/>
+          <w:b/>
+          <w:sz w:val="18"/>
+          <w:highlight w:val="lightGray"/>
+        </w:rPr>
         <w:t xml:space="preserve"># Source: </w:t>
       </w:r>
-      <w:proofErr w:type="spellStart"/>
-      <w:r>
-        <w:rPr>
-          <w:rFonts w:ascii="Arial" w:eastAsia="Arial" w:hAnsi="Arial" w:cs="Arial"/>
-          <w:b/>
-          <w:bCs/>
-          <w:sz w:val="18"/>
-          <w:szCs w:val="18"/>
-          <w:highlight w:val="lightGray"/>
-        </w:rPr>
-        <w:t>ScreenShots</w:t>
-      </w:r>
-      <w:proofErr w:type="spellEnd"/>
-      <w:r>
-        <w:rPr>
-          <w:rFonts w:ascii="Arial" w:eastAsia="Arial" w:hAnsi="Arial" w:cs="Arial"/>
-          <w:sz w:val="18"/>
-          <w:szCs w:val="18"/>
+      <w:r>
+        <w:rPr>
+          <w:rFonts w:ascii="Arial" w:hAnsi="Arial" w:eastAsia="Arial" w:cs="Arial"/>
+          <w:b/>
+          <w:i w:val="0"/>
+          <w:color w:val="000000"/>
+          <w:sz w:val="18"/>
+          <w:highlight w:val="lightGray"/>
+        </w:rPr>
+        <w:t>S</w:t>
+      </w:r>
+      <w:r>
+        <w:rPr>
+          <w:rFonts w:ascii="Arial" w:hAnsi="Arial" w:eastAsia="Arial" w:cs="Arial"/>
+          <w:b/>
+          <w:i w:val="0"/>
+          <w:color w:val="000000"/>
+          <w:sz w:val="18"/>
+          <w:highlight w:val="lightGray"/>
+        </w:rPr>
+        <w:t>c</w:t>
+      </w:r>
+      <w:r>
+        <w:rPr>
+          <w:rFonts w:ascii="Arial" w:hAnsi="Arial" w:eastAsia="Arial" w:cs="Arial"/>
+          <w:b/>
+          <w:i w:val="0"/>
+          <w:color w:val="000000"/>
+          <w:sz w:val="18"/>
+          <w:highlight w:val="lightGray"/>
+        </w:rPr>
+        <w:t>r</w:t>
+      </w:r>
+      <w:r>
+        <w:rPr>
+          <w:rFonts w:ascii="Arial" w:hAnsi="Arial" w:eastAsia="Arial" w:cs="Arial"/>
+          <w:b/>
+          <w:i w:val="0"/>
+          <w:color w:val="000000"/>
+          <w:sz w:val="18"/>
+          <w:highlight w:val="lightGray"/>
+        </w:rPr>
+        <w:t>e</w:t>
+      </w:r>
+      <w:r>
+        <w:rPr>
+          <w:rFonts w:ascii="Arial" w:hAnsi="Arial" w:eastAsia="Arial" w:cs="Arial"/>
+          <w:b/>
+          <w:i w:val="0"/>
+          <w:color w:val="000000"/>
+          <w:sz w:val="18"/>
+          <w:highlight w:val="lightGray"/>
+        </w:rPr>
+        <w:t>e</w:t>
+      </w:r>
+      <w:r>
+        <w:rPr>
+          <w:rFonts w:ascii="Arial" w:hAnsi="Arial" w:eastAsia="Arial" w:cs="Arial"/>
+          <w:b/>
+          <w:i w:val="0"/>
+          <w:color w:val="000000"/>
+          <w:sz w:val="18"/>
+          <w:highlight w:val="lightGray"/>
+        </w:rPr>
+        <w:t>n</w:t>
+      </w:r>
+      <w:r>
+        <w:rPr>
+          <w:rFonts w:ascii="Arial" w:hAnsi="Arial" w:eastAsia="Arial" w:cs="Arial"/>
+          <w:b/>
+          <w:i w:val="0"/>
+          <w:color w:val="000000"/>
+          <w:sz w:val="18"/>
+          <w:highlight w:val="lightGray"/>
+        </w:rPr>
+        <w:t>S</w:t>
+      </w:r>
+      <w:r>
+        <w:rPr>
+          <w:rFonts w:ascii="Arial" w:hAnsi="Arial" w:eastAsia="Arial" w:cs="Arial"/>
+          <w:b/>
+          <w:i w:val="0"/>
+          <w:color w:val="000000"/>
+          <w:sz w:val="18"/>
+          <w:highlight w:val="lightGray"/>
+        </w:rPr>
+        <w:t>h</w:t>
+      </w:r>
+      <w:r>
+        <w:rPr>
+          <w:rFonts w:ascii="Arial" w:hAnsi="Arial" w:eastAsia="Arial" w:cs="Arial"/>
+          <w:b/>
+          <w:i w:val="0"/>
+          <w:color w:val="000000"/>
+          <w:sz w:val="18"/>
+          <w:highlight w:val="lightGray"/>
+        </w:rPr>
+        <w:t>o</w:t>
+      </w:r>
+      <w:r>
+        <w:rPr>
+          <w:rFonts w:ascii="Arial" w:hAnsi="Arial" w:eastAsia="Arial" w:cs="Arial"/>
+          <w:b/>
+          <w:i w:val="0"/>
+          <w:color w:val="000000"/>
+          <w:sz w:val="18"/>
+          <w:highlight w:val="lightGray"/>
+        </w:rPr>
+        <w:t>t</w:t>
+      </w:r>
+      <w:r>
+        <w:rPr>
+          <w:rFonts w:ascii="Arial" w:hAnsi="Arial"/>
+          <w:sz w:val="18"/>
           <w:highlight w:val="lightGray"/>
         </w:rPr>
         <w:t xml:space="preserve"> </w:t>
       </w:r>
       <w:r>
         <w:rPr>
-          <w:rFonts w:ascii="Arial" w:eastAsia="Arial" w:hAnsi="Arial" w:cs="Arial"/>
-          <w:b/>
-          <w:bCs/>
-          <w:sz w:val="18"/>
-          <w:szCs w:val="18"/>
+          <w:rFonts w:ascii="Arial" w:hAnsi="Arial"/>
+          <w:b/>
+          <w:sz w:val="18"/>
           <w:highlight w:val="lightGray"/>
         </w:rPr>
         <w:t>Source</w:t>
       </w:r>
       <w:r>
         <w:rPr>
-          <w:rFonts w:ascii="Arial" w:eastAsia="Arial" w:hAnsi="Arial" w:cs="Arial"/>
-          <w:sz w:val="18"/>
-          <w:szCs w:val="18"/>
+          <w:rFonts w:ascii="Arial" w:hAnsi="Arial"/>
+          <w:sz w:val="18"/>
           <w:highlight w:val="lightGray"/>
         </w:rPr>
         <w:t xml:space="preserve">: </w:t>
       </w:r>
       <w:r>
         <w:rPr>
-          <w:rFonts w:ascii="Arial" w:eastAsia="Arial" w:hAnsi="Arial" w:cs="Arial"/>
-          <w:b/>
-          <w:bCs/>
-          <w:sz w:val="18"/>
-          <w:szCs w:val="18"/>
+          <w:rFonts w:ascii="Arial" w:hAnsi="Arial"/>
+          <w:b/>
+          <w:sz w:val="18"/>
           <w:highlight w:val="lightGray"/>
         </w:rPr>
         <w:t>Provided by:</w:t>
       </w:r>
       <w:r>
         <w:rPr>
-          <w:rFonts w:ascii="Arial" w:eastAsia="Arial" w:hAnsi="Arial" w:cs="Arial"/>
-          <w:sz w:val="18"/>
-          <w:szCs w:val="18"/>
+          <w:rFonts w:ascii="Arial" w:hAnsi="Arial"/>
+          <w:sz w:val="18"/>
           <w:highlight w:val="lightGray"/>
         </w:rPr>
         <w:t xml:space="preserve"> [Persons Table -&gt; ID Column: 1, </w:t>
       </w:r>
-      <w:proofErr w:type="spellStart"/>
-      <w:r>
-        <w:rPr>
-          <w:rFonts w:ascii="Arial" w:eastAsia="Arial" w:hAnsi="Arial" w:cs="Arial"/>
-          <w:sz w:val="18"/>
-          <w:szCs w:val="18"/>
+      <w:r>
+        <w:rPr>
+          <w:rFonts w:ascii="Arial" w:hAnsi="Arial"/>
+          <w:sz w:val="18"/>
           <w:highlight w:val="lightGray"/>
         </w:rPr>
         <w:t>Name_En</w:t>
       </w:r>
-      <w:proofErr w:type="spellEnd"/>
-      <w:r>
-        <w:rPr>
-          <w:rFonts w:ascii="Arial" w:eastAsia="Arial" w:hAnsi="Arial" w:cs="Arial"/>
-          <w:sz w:val="18"/>
-          <w:szCs w:val="18"/>
+      <w:r>
+        <w:rPr>
+          <w:rFonts w:ascii="Arial" w:hAnsi="Arial"/>
+          <w:sz w:val="18"/>
           <w:highlight w:val="lightGray"/>
         </w:rPr>
         <w:t xml:space="preserve"> Column: Motasem Essam] -&gt; </w:t>
       </w:r>
       <w:r>
         <w:rPr>
-          <w:rFonts w:ascii="Arial" w:eastAsia="Arial" w:hAnsi="Arial" w:cs="Arial"/>
-          <w:b/>
-          <w:bCs/>
-          <w:sz w:val="18"/>
-          <w:szCs w:val="18"/>
+          <w:rFonts w:ascii="Arial" w:hAnsi="Arial"/>
+          <w:b/>
+          <w:sz w:val="18"/>
           <w:highlight w:val="lightGray"/>
         </w:rPr>
         <w:t>Tool:</w:t>
       </w:r>
       <w:r>
         <w:rPr>
-          <w:rFonts w:ascii="Arial" w:eastAsia="Arial" w:hAnsi="Arial" w:cs="Arial"/>
-          <w:sz w:val="18"/>
-          <w:szCs w:val="18"/>
+          <w:rFonts w:ascii="Arial" w:hAnsi="Arial"/>
+          <w:sz w:val="18"/>
           <w:highlight w:val="lightGray"/>
         </w:rPr>
         <w:t xml:space="preserve"> [</w:t>
       </w:r>
-      <w:proofErr w:type="spellStart"/>
-      <w:r>
-        <w:rPr>
-          <w:rFonts w:ascii="Arial" w:eastAsia="Arial" w:hAnsi="Arial" w:cs="Arial"/>
-          <w:sz w:val="18"/>
-          <w:szCs w:val="18"/>
+      <w:r>
+        <w:rPr>
+          <w:rFonts w:ascii="Arial" w:hAnsi="Arial"/>
+          <w:sz w:val="18"/>
           <w:highlight w:val="lightGray"/>
         </w:rPr>
         <w:t>Lightshot</w:t>
       </w:r>
-      <w:proofErr w:type="spellEnd"/>
-      <w:r>
-        <w:rPr>
-          <w:rFonts w:ascii="Arial" w:eastAsia="Arial" w:hAnsi="Arial" w:cs="Arial"/>
-          <w:sz w:val="18"/>
-          <w:szCs w:val="18"/>
+      <w:r>
+        <w:rPr>
+          <w:rFonts w:ascii="Arial" w:hAnsi="Arial"/>
+          <w:sz w:val="18"/>
           <w:highlight w:val="lightGray"/>
         </w:rPr>
         <w:t xml:space="preserve"> Program] -&gt; </w:t>
       </w:r>
       <w:r>
         <w:rPr>
-          <w:rFonts w:ascii="Arial" w:eastAsia="Arial" w:hAnsi="Arial" w:cs="Arial"/>
-          <w:b/>
-          <w:bCs/>
-          <w:sz w:val="18"/>
-          <w:szCs w:val="18"/>
+          <w:rFonts w:ascii="Arial" w:hAnsi="Arial"/>
+          <w:b/>
+          <w:sz w:val="18"/>
           <w:highlight w:val="lightGray"/>
         </w:rPr>
         <w:t xml:space="preserve">From </w:t>
       </w:r>
       <w:r>
         <w:rPr>
-          <w:rFonts w:ascii="Arial" w:eastAsia="Arial" w:hAnsi="Arial" w:cs="Arial"/>
-          <w:sz w:val="18"/>
-          <w:szCs w:val="18"/>
+          <w:rFonts w:ascii="Arial" w:hAnsi="Arial"/>
+          <w:sz w:val="18"/>
           <w:highlight w:val="lightGray"/>
         </w:rPr>
         <w:t xml:space="preserve">[Site: https://gitlab.com/] </w:t>
       </w:r>
       <w:r>
         <w:rPr>
-          <w:rFonts w:ascii="Arial" w:eastAsia="Arial" w:hAnsi="Arial" w:cs="Arial"/>
-          <w:b/>
-          <w:bCs/>
-          <w:sz w:val="18"/>
-          <w:szCs w:val="18"/>
+          <w:rFonts w:ascii="Arial" w:hAnsi="Arial"/>
+          <w:b/>
+          <w:sz w:val="18"/>
           <w:highlight w:val="lightGray"/>
         </w:rPr>
         <w:t>on</w:t>
       </w:r>
       <w:r>
         <w:rPr>
-          <w:rFonts w:ascii="Arial" w:eastAsia="Arial" w:hAnsi="Arial" w:cs="Arial"/>
-          <w:sz w:val="18"/>
-          <w:szCs w:val="18"/>
+          <w:rFonts w:ascii="Arial" w:hAnsi="Arial"/>
+          <w:sz w:val="18"/>
           <w:highlight w:val="lightGray"/>
         </w:rPr>
         <w:t xml:space="preserve"> [</w:t>
       </w:r>
       <w:r>
         <w:rPr>
-          <w:rFonts w:ascii="Arial" w:eastAsia="Arial" w:hAnsi="Arial" w:cs="Arial"/>
-          <w:bCs/>
-          <w:kern w:val="0"/>
-          <w:sz w:val="18"/>
-          <w:szCs w:val="14"/>
-          <w:highlight w:val="lightGray"/>
-          <w:shd w:val="clear" w:color="auto" w:fill="B7B7B7"/>
-          <w:lang w:val="en"/>
-          <w14:ligatures w14:val="none"/>
+          <w:rFonts w:ascii="Arial" w:hAnsi="Arial"/>
+          <w:sz w:val="18"/>
+          <w:highlight w:val="lightGray"/>
         </w:rPr>
         <w:t>3/6/2026</w:t>
       </w:r>
       <w:r>
         <w:rPr>
-          <w:rFonts w:ascii="Arial" w:eastAsia="Arial" w:hAnsi="Arial" w:cs="Arial"/>
-          <w:sz w:val="18"/>
-          <w:szCs w:val="18"/>
+          <w:rFonts w:ascii="Arial" w:hAnsi="Arial"/>
+          <w:sz w:val="18"/>
           <w:highlight w:val="lightGray"/>
         </w:rPr>
         <w:t>]</w:t>
@@ -21984,17 +22643,116 @@
         </w:rPr>
         <w:t xml:space="preserve"># Source: </w:t>
       </w:r>
-      <w:proofErr w:type="spellStart"/>
-      <w:r>
-        <w:rPr>
-          <w:rFonts w:ascii="Arial" w:hAnsi="Arial"/>
-          <w:b/>
-          <w:sz w:val="18"/>
-          <w:highlight w:val="lightGray"/>
-        </w:rPr>
-        <w:t>ScreenShots</w:t>
-      </w:r>
-      <w:proofErr w:type="spellEnd"/>
+      <w:r>
+        <w:rPr>
+          <w:rFonts w:ascii="Arial" w:hAnsi="Arial" w:eastAsia="Arial" w:cs="Arial"/>
+          <w:b/>
+          <w:i w:val="0"/>
+          <w:color w:val="000000"/>
+          <w:sz w:val="18"/>
+          <w:highlight w:val="lightGray"/>
+        </w:rPr>
+        <w:t>S</w:t>
+      </w:r>
+      <w:r>
+        <w:rPr>
+          <w:rFonts w:ascii="Arial" w:hAnsi="Arial" w:eastAsia="Arial" w:cs="Arial"/>
+          <w:b/>
+          <w:i w:val="0"/>
+          <w:color w:val="000000"/>
+          <w:sz w:val="18"/>
+          <w:highlight w:val="lightGray"/>
+        </w:rPr>
+        <w:t>c</w:t>
+      </w:r>
+      <w:r>
+        <w:rPr>
+          <w:rFonts w:ascii="Arial" w:hAnsi="Arial" w:eastAsia="Arial" w:cs="Arial"/>
+          <w:b/>
+          <w:i w:val="0"/>
+          <w:color w:val="000000"/>
+          <w:sz w:val="18"/>
+          <w:highlight w:val="lightGray"/>
+        </w:rPr>
+        <w:t>r</w:t>
+      </w:r>
+      <w:r>
+        <w:rPr>
+          <w:rFonts w:ascii="Arial" w:hAnsi="Arial" w:eastAsia="Arial" w:cs="Arial"/>
+          <w:b/>
+          <w:i w:val="0"/>
+          <w:color w:val="000000"/>
+          <w:sz w:val="18"/>
+          <w:highlight w:val="lightGray"/>
+        </w:rPr>
+        <w:t>e</w:t>
+      </w:r>
+      <w:r>
+        <w:rPr>
+          <w:rFonts w:ascii="Arial" w:hAnsi="Arial" w:eastAsia="Arial" w:cs="Arial"/>
+          <w:b/>
+          <w:i w:val="0"/>
+          <w:color w:val="000000"/>
+          <w:sz w:val="18"/>
+          <w:highlight w:val="lightGray"/>
+        </w:rPr>
+        <w:t>e</w:t>
+      </w:r>
+      <w:r>
+        <w:rPr>
+          <w:rFonts w:ascii="Arial" w:hAnsi="Arial" w:eastAsia="Arial" w:cs="Arial"/>
+          <w:b/>
+          <w:i w:val="0"/>
+          <w:color w:val="000000"/>
+          <w:sz w:val="18"/>
+          <w:highlight w:val="lightGray"/>
+        </w:rPr>
+        <w:t>n</w:t>
+      </w:r>
+      <w:r>
+        <w:rPr>
+          <w:rFonts w:ascii="Arial" w:hAnsi="Arial" w:eastAsia="Arial" w:cs="Arial"/>
+          <w:b/>
+          <w:i w:val="0"/>
+          <w:color w:val="000000"/>
+          <w:sz w:val="18"/>
+          <w:highlight w:val="lightGray"/>
+        </w:rPr>
+        <w:t>S</w:t>
+      </w:r>
+      <w:r>
+        <w:rPr>
+          <w:rFonts w:ascii="Arial" w:hAnsi="Arial" w:eastAsia="Arial" w:cs="Arial"/>
+          <w:b/>
+          <w:i w:val="0"/>
+          <w:color w:val="000000"/>
+          <w:sz w:val="18"/>
+          <w:highlight w:val="lightGray"/>
+        </w:rPr>
+        <w:t>h</w:t>
+      </w:r>
+      <w:r>
+        <w:rPr>
+          <w:rFonts w:ascii="Arial" w:hAnsi="Arial" w:eastAsia="Arial" w:cs="Arial"/>
+          <w:b/>
+          <w:i w:val="0"/>
+          <w:color w:val="000000"/>
+          <w:sz w:val="18"/>
+          <w:highlight w:val="lightGray"/>
+        </w:rPr>
+        <w:t>o</w:t>
+      </w:r>
+      <w:r>
+        <w:rPr>
+          <w:rFonts w:ascii="Arial" w:hAnsi="Arial" w:eastAsia="Arial" w:cs="Arial"/>
+          <w:b/>
+          <w:i w:val="0"/>
+          <w:color w:val="000000"/>
+          <w:sz w:val="18"/>
+          <w:highlight w:val="lightGray"/>
+        </w:rPr>
+        <w:t>t</w:t>
+      </w:r>
       <w:r>
         <w:rPr>
           <w:rFonts w:ascii="Arial" w:hAnsi="Arial"/>
@@ -22037,7 +22795,6 @@
         </w:rPr>
         <w:t xml:space="preserve"> [Persons Table -&gt; ID Column: 1, </w:t>
       </w:r>
-      <w:proofErr w:type="spellStart"/>
       <w:r>
         <w:rPr>
           <w:rFonts w:ascii="Arial" w:hAnsi="Arial"/>
@@ -22046,7 +22803,6 @@
         </w:rPr>
         <w:t>Name_En</w:t>
       </w:r>
-      <w:proofErr w:type="spellEnd"/>
       <w:r>
         <w:rPr>
           <w:rFonts w:ascii="Arial" w:hAnsi="Arial"/>
@@ -22072,7 +22828,6 @@
         </w:rPr>
         <w:t xml:space="preserve"> [</w:t>
       </w:r>
-      <w:proofErr w:type="spellStart"/>
       <w:r>
         <w:rPr>
           <w:rFonts w:ascii="Arial" w:hAnsi="Arial"/>
@@ -22081,7 +22836,6 @@
         </w:rPr>
         <w:t>Lightshot</w:t>
       </w:r>
-      <w:proofErr w:type="spellEnd"/>
       <w:r>
         <w:rPr>
           <w:rFonts w:ascii="Arial" w:hAnsi="Arial"/>
@@ -22092,7 +22846,7 @@
       </w:r>
       <w:r>
         <w:rPr>
-          <w:rFonts w:ascii="Arial" w:eastAsia="Arial" w:hAnsi="Arial" w:cs="Arial"/>
+          <w:rFonts w:ascii="Arial" w:hAnsi="Arial"/>
           <w:b/>
           <w:color w:val="000000"/>
           <w:sz w:val="18"/>
@@ -22102,7 +22856,7 @@
       </w:r>
       <w:r>
         <w:rPr>
-          <w:rFonts w:ascii="Arial" w:eastAsia="Arial" w:hAnsi="Arial" w:cs="Arial"/>
+          <w:rFonts w:ascii="Arial" w:hAnsi="Arial"/>
           <w:color w:val="000000"/>
           <w:sz w:val="18"/>
           <w:highlight w:val="lightGray"/>
@@ -22298,7 +23052,117 @@
           <w:sz w:val="18"/>
           <w:highlight w:val="lightGray"/>
         </w:rPr>
-        <w:t># Source: ScreenShots</w:t>
+        <w:t xml:space="preserve"># Source: </w:t>
+      </w:r>
+      <w:r>
+        <w:rPr>
+          <w:rFonts w:ascii="Arial" w:hAnsi="Arial" w:eastAsia="Arial" w:cs="Arial"/>
+          <w:b/>
+          <w:i w:val="0"/>
+          <w:color w:val="000000"/>
+          <w:sz w:val="18"/>
+          <w:highlight w:val="lightGray"/>
+        </w:rPr>
+        <w:t>S</w:t>
+      </w:r>
+      <w:r>
+        <w:rPr>
+          <w:rFonts w:ascii="Arial" w:hAnsi="Arial" w:eastAsia="Arial" w:cs="Arial"/>
+          <w:b/>
+          <w:i w:val="0"/>
+          <w:color w:val="000000"/>
+          <w:sz w:val="18"/>
+          <w:highlight w:val="lightGray"/>
+        </w:rPr>
+        <w:t>c</w:t>
+      </w:r>
+      <w:r>
+        <w:rPr>
+          <w:rFonts w:ascii="Arial" w:hAnsi="Arial" w:eastAsia="Arial" w:cs="Arial"/>
+          <w:b/>
+          <w:i w:val="0"/>
+          <w:color w:val="000000"/>
+          <w:sz w:val="18"/>
+          <w:highlight w:val="lightGray"/>
+        </w:rPr>
+        <w:t>r</w:t>
+      </w:r>
+      <w:r>
+        <w:rPr>
+          <w:rFonts w:ascii="Arial" w:hAnsi="Arial" w:eastAsia="Arial" w:cs="Arial"/>
+          <w:b/>
+          <w:i w:val="0"/>
+          <w:color w:val="000000"/>
+          <w:sz w:val="18"/>
+          <w:highlight w:val="lightGray"/>
+        </w:rPr>
+        <w:t>e</w:t>
+      </w:r>
+      <w:r>
+        <w:rPr>
+          <w:rFonts w:ascii="Arial" w:hAnsi="Arial" w:eastAsia="Arial" w:cs="Arial"/>
+          <w:b/>
+          <w:i w:val="0"/>
+          <w:color w:val="000000"/>
+          <w:sz w:val="18"/>
+          <w:highlight w:val="lightGray"/>
+        </w:rPr>
+        <w:t>e</w:t>
+      </w:r>
+      <w:r>
+        <w:rPr>
+          <w:rFonts w:ascii="Arial" w:hAnsi="Arial" w:eastAsia="Arial" w:cs="Arial"/>
+          <w:b/>
+          <w:i w:val="0"/>
+          <w:color w:val="000000"/>
+          <w:sz w:val="18"/>
+          <w:highlight w:val="lightGray"/>
+        </w:rPr>
+        <w:t>n</w:t>
+      </w:r>
+      <w:r>
+        <w:rPr>
+          <w:rFonts w:ascii="Arial" w:hAnsi="Arial" w:eastAsia="Arial" w:cs="Arial"/>
+          <w:b/>
+          <w:i w:val="0"/>
+          <w:color w:val="000000"/>
+          <w:sz w:val="18"/>
+          <w:highlight w:val="lightGray"/>
+        </w:rPr>
+        <w:t>S</w:t>
+      </w:r>
+      <w:r>
+        <w:rPr>
+          <w:rFonts w:ascii="Arial" w:hAnsi="Arial" w:eastAsia="Arial" w:cs="Arial"/>
+          <w:b/>
+          <w:i w:val="0"/>
+          <w:color w:val="000000"/>
+          <w:sz w:val="18"/>
+          <w:highlight w:val="lightGray"/>
+        </w:rPr>
+        <w:t>h</w:t>
+      </w:r>
+      <w:r>
+        <w:rPr>
+          <w:rFonts w:ascii="Arial" w:hAnsi="Arial" w:eastAsia="Arial" w:cs="Arial"/>
+          <w:b/>
+          <w:i w:val="0"/>
+          <w:color w:val="000000"/>
+          <w:sz w:val="18"/>
+          <w:highlight w:val="lightGray"/>
+        </w:rPr>
+        <w:t>o</w:t>
+      </w:r>
+      <w:r>
+        <w:rPr>
+          <w:rFonts w:ascii="Arial" w:hAnsi="Arial" w:eastAsia="Arial" w:cs="Arial"/>
+          <w:b/>
+          <w:i w:val="0"/>
+          <w:color w:val="000000"/>
+          <w:sz w:val="18"/>
+          <w:highlight w:val="lightGray"/>
+        </w:rPr>
+        <w:t>t</w:t>
       </w:r>
       <w:r>
         <w:rPr>
@@ -22361,7 +23225,7 @@
       </w:r>
       <w:r>
         <w:rPr>
-          <w:rFonts w:ascii="Arial" w:eastAsia="Arial" w:hAnsi="Arial" w:cs="Arial"/>
+          <w:rFonts w:ascii="Arial" w:hAnsi="Arial"/>
           <w:b/>
           <w:color w:val="000000"/>
           <w:sz w:val="18"/>
@@ -22371,7 +23235,7 @@
       </w:r>
       <w:r>
         <w:rPr>
-          <w:rFonts w:ascii="Arial" w:eastAsia="Arial" w:hAnsi="Arial" w:cs="Arial"/>
+          <w:rFonts w:ascii="Arial" w:hAnsi="Arial"/>
           <w:color w:val="000000"/>
           <w:sz w:val="18"/>
           <w:highlight w:val="lightGray"/>
@@ -22554,7 +23418,117 @@
           <w:sz w:val="18"/>
           <w:highlight w:val="lightGray"/>
         </w:rPr>
-        <w:t># Source: ScreenShots</w:t>
+        <w:t xml:space="preserve"># Source: </w:t>
+      </w:r>
+      <w:r>
+        <w:rPr>
+          <w:rFonts w:ascii="Arial" w:hAnsi="Arial" w:eastAsia="Arial" w:cs="Arial"/>
+          <w:b/>
+          <w:i w:val="0"/>
+          <w:color w:val="000000"/>
+          <w:sz w:val="18"/>
+          <w:highlight w:val="lightGray"/>
+        </w:rPr>
+        <w:t>S</w:t>
+      </w:r>
+      <w:r>
+        <w:rPr>
+          <w:rFonts w:ascii="Arial" w:hAnsi="Arial" w:eastAsia="Arial" w:cs="Arial"/>
+          <w:b/>
+          <w:i w:val="0"/>
+          <w:color w:val="000000"/>
+          <w:sz w:val="18"/>
+          <w:highlight w:val="lightGray"/>
+        </w:rPr>
+        <w:t>c</w:t>
+      </w:r>
+      <w:r>
+        <w:rPr>
+          <w:rFonts w:ascii="Arial" w:hAnsi="Arial" w:eastAsia="Arial" w:cs="Arial"/>
+          <w:b/>
+          <w:i w:val="0"/>
+          <w:color w:val="000000"/>
+          <w:sz w:val="18"/>
+          <w:highlight w:val="lightGray"/>
+        </w:rPr>
+        <w:t>r</w:t>
+      </w:r>
+      <w:r>
+        <w:rPr>
+          <w:rFonts w:ascii="Arial" w:hAnsi="Arial" w:eastAsia="Arial" w:cs="Arial"/>
+          <w:b/>
+          <w:i w:val="0"/>
+          <w:color w:val="000000"/>
+          <w:sz w:val="18"/>
+          <w:highlight w:val="lightGray"/>
+        </w:rPr>
+        <w:t>e</w:t>
+      </w:r>
+      <w:r>
+        <w:rPr>
+          <w:rFonts w:ascii="Arial" w:hAnsi="Arial" w:eastAsia="Arial" w:cs="Arial"/>
+          <w:b/>
+          <w:i w:val="0"/>
+          <w:color w:val="000000"/>
+          <w:sz w:val="18"/>
+          <w:highlight w:val="lightGray"/>
+        </w:rPr>
+        <w:t>e</w:t>
+      </w:r>
+      <w:r>
+        <w:rPr>
+          <w:rFonts w:ascii="Arial" w:hAnsi="Arial" w:eastAsia="Arial" w:cs="Arial"/>
+          <w:b/>
+          <w:i w:val="0"/>
+          <w:color w:val="000000"/>
+          <w:sz w:val="18"/>
+          <w:highlight w:val="lightGray"/>
+        </w:rPr>
+        <w:t>n</w:t>
+      </w:r>
+      <w:r>
+        <w:rPr>
+          <w:rFonts w:ascii="Arial" w:hAnsi="Arial" w:eastAsia="Arial" w:cs="Arial"/>
+          <w:b/>
+          <w:i w:val="0"/>
+          <w:color w:val="000000"/>
+          <w:sz w:val="18"/>
+          <w:highlight w:val="lightGray"/>
+        </w:rPr>
+        <w:t>S</w:t>
+      </w:r>
+      <w:r>
+        <w:rPr>
+          <w:rFonts w:ascii="Arial" w:hAnsi="Arial" w:eastAsia="Arial" w:cs="Arial"/>
+          <w:b/>
+          <w:i w:val="0"/>
+          <w:color w:val="000000"/>
+          <w:sz w:val="18"/>
+          <w:highlight w:val="lightGray"/>
+        </w:rPr>
+        <w:t>h</w:t>
+      </w:r>
+      <w:r>
+        <w:rPr>
+          <w:rFonts w:ascii="Arial" w:hAnsi="Arial" w:eastAsia="Arial" w:cs="Arial"/>
+          <w:b/>
+          <w:i w:val="0"/>
+          <w:color w:val="000000"/>
+          <w:sz w:val="18"/>
+          <w:highlight w:val="lightGray"/>
+        </w:rPr>
+        <w:t>o</w:t>
+      </w:r>
+      <w:r>
+        <w:rPr>
+          <w:rFonts w:ascii="Arial" w:hAnsi="Arial" w:eastAsia="Arial" w:cs="Arial"/>
+          <w:b/>
+          <w:i w:val="0"/>
+          <w:color w:val="000000"/>
+          <w:sz w:val="18"/>
+          <w:highlight w:val="lightGray"/>
+        </w:rPr>
+        <w:t>t</w:t>
       </w:r>
       <w:r>
         <w:rPr>
@@ -22617,7 +23591,7 @@
       </w:r>
       <w:r>
         <w:rPr>
-          <w:rFonts w:ascii="Arial" w:eastAsia="Arial" w:hAnsi="Arial" w:cs="Arial"/>
+          <w:rFonts w:ascii="Arial" w:hAnsi="Arial"/>
           <w:b/>
           <w:color w:val="000000"/>
           <w:sz w:val="18"/>
@@ -22627,7 +23601,7 @@
       </w:r>
       <w:r>
         <w:rPr>
-          <w:rFonts w:ascii="Arial" w:eastAsia="Arial" w:hAnsi="Arial" w:cs="Arial"/>
+          <w:rFonts w:ascii="Arial" w:hAnsi="Arial"/>
           <w:color w:val="000000"/>
           <w:sz w:val="18"/>
           <w:highlight w:val="lightGray"/>
@@ -22886,196 +23860,260 @@
       </w:pPr>
       <w:r>
         <w:rPr>
-          <w:rFonts w:ascii="Arial" w:eastAsia="Arial" w:hAnsi="Arial" w:cs="Arial"/>
-          <w:b/>
-          <w:bCs/>
-          <w:sz w:val="18"/>
-          <w:szCs w:val="18"/>
+          <w:rFonts w:ascii="Arial" w:hAnsi="Arial"/>
+          <w:b/>
+          <w:sz w:val="18"/>
           <w:highlight w:val="lightGray"/>
         </w:rPr>
         <w:t xml:space="preserve"># Source: </w:t>
       </w:r>
-      <w:proofErr w:type="spellStart"/>
-      <w:r>
-        <w:rPr>
-          <w:rFonts w:ascii="Arial" w:eastAsia="Arial" w:hAnsi="Arial" w:cs="Arial"/>
-          <w:b/>
-          <w:bCs/>
-          <w:sz w:val="18"/>
-          <w:szCs w:val="18"/>
-          <w:highlight w:val="lightGray"/>
-        </w:rPr>
-        <w:t>ScreenShots</w:t>
-      </w:r>
-      <w:proofErr w:type="spellEnd"/>
-      <w:r>
-        <w:rPr>
-          <w:rFonts w:ascii="Arial" w:eastAsia="Arial" w:hAnsi="Arial" w:cs="Arial"/>
-          <w:sz w:val="18"/>
-          <w:szCs w:val="18"/>
+      <w:r>
+        <w:rPr>
+          <w:rFonts w:ascii="Arial" w:hAnsi="Arial" w:eastAsia="Arial" w:cs="Arial"/>
+          <w:b/>
+          <w:i w:val="0"/>
+          <w:color w:val="000000"/>
+          <w:sz w:val="18"/>
+          <w:highlight w:val="lightGray"/>
+        </w:rPr>
+        <w:t>S</w:t>
+      </w:r>
+      <w:r>
+        <w:rPr>
+          <w:rFonts w:ascii="Arial" w:hAnsi="Arial" w:eastAsia="Arial" w:cs="Arial"/>
+          <w:b/>
+          <w:i w:val="0"/>
+          <w:color w:val="000000"/>
+          <w:sz w:val="18"/>
+          <w:highlight w:val="lightGray"/>
+        </w:rPr>
+        <w:t>c</w:t>
+      </w:r>
+      <w:r>
+        <w:rPr>
+          <w:rFonts w:ascii="Arial" w:hAnsi="Arial" w:eastAsia="Arial" w:cs="Arial"/>
+          <w:b/>
+          <w:i w:val="0"/>
+          <w:color w:val="000000"/>
+          <w:sz w:val="18"/>
+          <w:highlight w:val="lightGray"/>
+        </w:rPr>
+        <w:t>r</w:t>
+      </w:r>
+      <w:r>
+        <w:rPr>
+          <w:rFonts w:ascii="Arial" w:hAnsi="Arial" w:eastAsia="Arial" w:cs="Arial"/>
+          <w:b/>
+          <w:i w:val="0"/>
+          <w:color w:val="000000"/>
+          <w:sz w:val="18"/>
+          <w:highlight w:val="lightGray"/>
+        </w:rPr>
+        <w:t>e</w:t>
+      </w:r>
+      <w:r>
+        <w:rPr>
+          <w:rFonts w:ascii="Arial" w:hAnsi="Arial" w:eastAsia="Arial" w:cs="Arial"/>
+          <w:b/>
+          <w:i w:val="0"/>
+          <w:color w:val="000000"/>
+          <w:sz w:val="18"/>
+          <w:highlight w:val="lightGray"/>
+        </w:rPr>
+        <w:t>e</w:t>
+      </w:r>
+      <w:r>
+        <w:rPr>
+          <w:rFonts w:ascii="Arial" w:hAnsi="Arial" w:eastAsia="Arial" w:cs="Arial"/>
+          <w:b/>
+          <w:i w:val="0"/>
+          <w:color w:val="000000"/>
+          <w:sz w:val="18"/>
+          <w:highlight w:val="lightGray"/>
+        </w:rPr>
+        <w:t>n</w:t>
+      </w:r>
+      <w:r>
+        <w:rPr>
+          <w:rFonts w:ascii="Arial" w:hAnsi="Arial" w:eastAsia="Arial" w:cs="Arial"/>
+          <w:b/>
+          <w:i w:val="0"/>
+          <w:color w:val="000000"/>
+          <w:sz w:val="18"/>
+          <w:highlight w:val="lightGray"/>
+        </w:rPr>
+        <w:t>S</w:t>
+      </w:r>
+      <w:r>
+        <w:rPr>
+          <w:rFonts w:ascii="Arial" w:hAnsi="Arial" w:eastAsia="Arial" w:cs="Arial"/>
+          <w:b/>
+          <w:i w:val="0"/>
+          <w:color w:val="000000"/>
+          <w:sz w:val="18"/>
+          <w:highlight w:val="lightGray"/>
+        </w:rPr>
+        <w:t>h</w:t>
+      </w:r>
+      <w:r>
+        <w:rPr>
+          <w:rFonts w:ascii="Arial" w:hAnsi="Arial" w:eastAsia="Arial" w:cs="Arial"/>
+          <w:b/>
+          <w:i w:val="0"/>
+          <w:color w:val="000000"/>
+          <w:sz w:val="18"/>
+          <w:highlight w:val="lightGray"/>
+        </w:rPr>
+        <w:t>o</w:t>
+      </w:r>
+      <w:r>
+        <w:rPr>
+          <w:rFonts w:ascii="Arial" w:hAnsi="Arial" w:eastAsia="Arial" w:cs="Arial"/>
+          <w:b/>
+          <w:i w:val="0"/>
+          <w:color w:val="000000"/>
+          <w:sz w:val="18"/>
+          <w:highlight w:val="lightGray"/>
+        </w:rPr>
+        <w:t>t</w:t>
+      </w:r>
+      <w:r>
+        <w:rPr>
+          <w:rFonts w:ascii="Arial" w:hAnsi="Arial"/>
+          <w:sz w:val="18"/>
           <w:highlight w:val="lightGray"/>
         </w:rPr>
         <w:t xml:space="preserve"> </w:t>
       </w:r>
       <w:r>
         <w:rPr>
-          <w:rFonts w:ascii="Arial" w:eastAsia="Arial" w:hAnsi="Arial" w:cs="Arial"/>
-          <w:b/>
-          <w:bCs/>
-          <w:sz w:val="18"/>
-          <w:szCs w:val="18"/>
+          <w:rFonts w:ascii="Arial" w:hAnsi="Arial"/>
+          <w:b/>
+          <w:sz w:val="18"/>
           <w:highlight w:val="lightGray"/>
         </w:rPr>
         <w:t>Source</w:t>
       </w:r>
       <w:r>
         <w:rPr>
-          <w:rFonts w:ascii="Arial" w:eastAsia="Arial" w:hAnsi="Arial" w:cs="Arial"/>
-          <w:sz w:val="18"/>
-          <w:szCs w:val="18"/>
+          <w:rFonts w:ascii="Arial" w:hAnsi="Arial"/>
+          <w:sz w:val="18"/>
           <w:highlight w:val="lightGray"/>
         </w:rPr>
         <w:t xml:space="preserve">: </w:t>
       </w:r>
       <w:r>
         <w:rPr>
-          <w:rFonts w:ascii="Arial" w:eastAsia="Arial" w:hAnsi="Arial" w:cs="Arial"/>
-          <w:b/>
-          <w:bCs/>
-          <w:sz w:val="18"/>
-          <w:szCs w:val="18"/>
+          <w:rFonts w:ascii="Arial" w:hAnsi="Arial"/>
+          <w:b/>
+          <w:sz w:val="18"/>
           <w:highlight w:val="lightGray"/>
         </w:rPr>
         <w:t>Provided by:</w:t>
       </w:r>
       <w:r>
         <w:rPr>
-          <w:rFonts w:ascii="Arial" w:eastAsia="Arial" w:hAnsi="Arial" w:cs="Arial"/>
-          <w:sz w:val="18"/>
-          <w:szCs w:val="18"/>
+          <w:rFonts w:ascii="Arial" w:hAnsi="Arial"/>
+          <w:sz w:val="18"/>
           <w:highlight w:val="lightGray"/>
         </w:rPr>
         <w:t xml:space="preserve"> [Persons Table -&gt; ID Column: 1, </w:t>
       </w:r>
-      <w:proofErr w:type="spellStart"/>
-      <w:r>
-        <w:rPr>
-          <w:rFonts w:ascii="Arial" w:eastAsia="Arial" w:hAnsi="Arial" w:cs="Arial"/>
-          <w:sz w:val="18"/>
-          <w:szCs w:val="18"/>
+      <w:r>
+        <w:rPr>
+          <w:rFonts w:ascii="Arial" w:hAnsi="Arial"/>
+          <w:sz w:val="18"/>
           <w:highlight w:val="lightGray"/>
         </w:rPr>
         <w:t>Name_En</w:t>
       </w:r>
-      <w:proofErr w:type="spellEnd"/>
-      <w:r>
-        <w:rPr>
-          <w:rFonts w:ascii="Arial" w:eastAsia="Arial" w:hAnsi="Arial" w:cs="Arial"/>
-          <w:sz w:val="18"/>
-          <w:szCs w:val="18"/>
+      <w:r>
+        <w:rPr>
+          <w:rFonts w:ascii="Arial" w:hAnsi="Arial"/>
+          <w:sz w:val="18"/>
           <w:highlight w:val="lightGray"/>
         </w:rPr>
         <w:t xml:space="preserve"> Column: Motasem Essam] -&gt; </w:t>
       </w:r>
       <w:r>
         <w:rPr>
-          <w:rFonts w:ascii="Arial" w:eastAsia="Arial" w:hAnsi="Arial" w:cs="Arial"/>
-          <w:b/>
-          <w:bCs/>
-          <w:sz w:val="18"/>
-          <w:szCs w:val="18"/>
+          <w:rFonts w:ascii="Arial" w:hAnsi="Arial"/>
+          <w:b/>
+          <w:sz w:val="18"/>
           <w:highlight w:val="lightGray"/>
         </w:rPr>
         <w:t>Tool:</w:t>
       </w:r>
       <w:r>
         <w:rPr>
-          <w:rFonts w:ascii="Arial" w:eastAsia="Arial" w:hAnsi="Arial" w:cs="Arial"/>
-          <w:sz w:val="18"/>
-          <w:szCs w:val="18"/>
+          <w:rFonts w:ascii="Arial" w:hAnsi="Arial"/>
+          <w:sz w:val="18"/>
           <w:highlight w:val="lightGray"/>
         </w:rPr>
         <w:t xml:space="preserve"> [</w:t>
       </w:r>
-      <w:proofErr w:type="spellStart"/>
-      <w:r>
-        <w:rPr>
-          <w:rFonts w:ascii="Arial" w:eastAsia="Arial" w:hAnsi="Arial" w:cs="Arial"/>
-          <w:sz w:val="18"/>
-          <w:szCs w:val="18"/>
+      <w:r>
+        <w:rPr>
+          <w:rFonts w:ascii="Arial" w:hAnsi="Arial"/>
+          <w:sz w:val="18"/>
           <w:highlight w:val="lightGray"/>
         </w:rPr>
         <w:t>Lightshot</w:t>
       </w:r>
-      <w:proofErr w:type="spellEnd"/>
-      <w:r>
-        <w:rPr>
-          <w:rFonts w:ascii="Arial" w:eastAsia="Arial" w:hAnsi="Arial" w:cs="Arial"/>
-          <w:sz w:val="18"/>
-          <w:szCs w:val="18"/>
+      <w:r>
+        <w:rPr>
+          <w:rFonts w:ascii="Arial" w:hAnsi="Arial"/>
+          <w:sz w:val="18"/>
           <w:highlight w:val="lightGray"/>
         </w:rPr>
         <w:t xml:space="preserve"> Program] -&gt; </w:t>
       </w:r>
       <w:r>
         <w:rPr>
-          <w:rFonts w:ascii="Arial" w:eastAsia="Arial" w:hAnsi="Arial" w:cs="Arial"/>
-          <w:b/>
-          <w:bCs/>
-          <w:sz w:val="18"/>
-          <w:szCs w:val="18"/>
+          <w:rFonts w:ascii="Arial" w:hAnsi="Arial"/>
+          <w:b/>
+          <w:sz w:val="18"/>
           <w:highlight w:val="lightGray"/>
         </w:rPr>
         <w:t xml:space="preserve">From </w:t>
       </w:r>
       <w:r>
         <w:rPr>
-          <w:rFonts w:ascii="Arial" w:eastAsia="Arial" w:hAnsi="Arial" w:cs="Arial"/>
-          <w:sz w:val="18"/>
-          <w:szCs w:val="18"/>
+          <w:rFonts w:ascii="Arial" w:hAnsi="Arial"/>
+          <w:sz w:val="18"/>
           <w:highlight w:val="lightGray"/>
         </w:rPr>
         <w:t xml:space="preserve">[Site: https://gitlab.com/] </w:t>
       </w:r>
       <w:r>
         <w:rPr>
-          <w:rFonts w:ascii="Arial" w:eastAsia="Arial" w:hAnsi="Arial" w:cs="Arial"/>
-          <w:b/>
-          <w:bCs/>
-          <w:sz w:val="18"/>
-          <w:szCs w:val="18"/>
+          <w:rFonts w:ascii="Arial" w:hAnsi="Arial"/>
+          <w:b/>
+          <w:sz w:val="18"/>
           <w:highlight w:val="lightGray"/>
         </w:rPr>
         <w:t>on</w:t>
       </w:r>
       <w:r>
         <w:rPr>
-          <w:rFonts w:ascii="Arial" w:eastAsia="Arial" w:hAnsi="Arial" w:cs="Arial"/>
-          <w:sz w:val="18"/>
-          <w:szCs w:val="18"/>
+          <w:rFonts w:ascii="Arial" w:hAnsi="Arial"/>
+          <w:sz w:val="18"/>
           <w:highlight w:val="lightGray"/>
         </w:rPr>
         <w:t xml:space="preserve"> [</w:t>
       </w:r>
       <w:r>
         <w:rPr>
-          <w:rFonts w:ascii="Arial" w:eastAsia="Arial" w:hAnsi="Arial" w:cs="Arial"/>
-          <w:bCs/>
-          <w:kern w:val="0"/>
-          <w:sz w:val="18"/>
-          <w:szCs w:val="14"/>
-          <w:highlight w:val="lightGray"/>
-          <w:shd w:val="clear" w:color="auto" w:fill="B7B7B7"/>
-          <w:lang w:val="en"/>
-          <w14:ligatures w14:val="none"/>
+          <w:rFonts w:ascii="Arial" w:hAnsi="Arial"/>
+          <w:sz w:val="18"/>
+          <w:highlight w:val="lightGray"/>
         </w:rPr>
         <w:t>3/6/2026</w:t>
       </w:r>
       <w:r>
         <w:rPr>
-          <w:rFonts w:ascii="Arial" w:eastAsia="Arial" w:hAnsi="Arial" w:cs="Arial"/>
-          <w:sz w:val="18"/>
-          <w:szCs w:val="18"/>
+          <w:rFonts w:ascii="Arial" w:hAnsi="Arial"/>
+          <w:sz w:val="18"/>
           <w:highlight w:val="lightGray"/>
         </w:rPr>
         <w:t>]</w:t>
@@ -23164,7 +24202,117 @@
           <w:sz w:val="18"/>
           <w:highlight w:val="lightGray"/>
         </w:rPr>
-        <w:t># Source: ScreenShots</w:t>
+        <w:t xml:space="preserve"># Source: </w:t>
+      </w:r>
+      <w:r>
+        <w:rPr>
+          <w:rFonts w:ascii="Arial" w:hAnsi="Arial" w:eastAsia="Arial" w:cs="Arial"/>
+          <w:b/>
+          <w:i w:val="0"/>
+          <w:color w:val="000000"/>
+          <w:sz w:val="18"/>
+          <w:highlight w:val="lightGray"/>
+        </w:rPr>
+        <w:t>S</w:t>
+      </w:r>
+      <w:r>
+        <w:rPr>
+          <w:rFonts w:ascii="Arial" w:hAnsi="Arial" w:eastAsia="Arial" w:cs="Arial"/>
+          <w:b/>
+          <w:i w:val="0"/>
+          <w:color w:val="000000"/>
+          <w:sz w:val="18"/>
+          <w:highlight w:val="lightGray"/>
+        </w:rPr>
+        <w:t>c</w:t>
+      </w:r>
+      <w:r>
+        <w:rPr>
+          <w:rFonts w:ascii="Arial" w:hAnsi="Arial" w:eastAsia="Arial" w:cs="Arial"/>
+          <w:b/>
+          <w:i w:val="0"/>
+          <w:color w:val="000000"/>
+          <w:sz w:val="18"/>
+          <w:highlight w:val="lightGray"/>
+        </w:rPr>
+        <w:t>r</w:t>
+      </w:r>
+      <w:r>
+        <w:rPr>
+          <w:rFonts w:ascii="Arial" w:hAnsi="Arial" w:eastAsia="Arial" w:cs="Arial"/>
+          <w:b/>
+          <w:i w:val="0"/>
+          <w:color w:val="000000"/>
+          <w:sz w:val="18"/>
+          <w:highlight w:val="lightGray"/>
+        </w:rPr>
+        <w:t>e</w:t>
+      </w:r>
+      <w:r>
+        <w:rPr>
+          <w:rFonts w:ascii="Arial" w:hAnsi="Arial" w:eastAsia="Arial" w:cs="Arial"/>
+          <w:b/>
+          <w:i w:val="0"/>
+          <w:color w:val="000000"/>
+          <w:sz w:val="18"/>
+          <w:highlight w:val="lightGray"/>
+        </w:rPr>
+        <w:t>e</w:t>
+      </w:r>
+      <w:r>
+        <w:rPr>
+          <w:rFonts w:ascii="Arial" w:hAnsi="Arial" w:eastAsia="Arial" w:cs="Arial"/>
+          <w:b/>
+          <w:i w:val="0"/>
+          <w:color w:val="000000"/>
+          <w:sz w:val="18"/>
+          <w:highlight w:val="lightGray"/>
+        </w:rPr>
+        <w:t>n</w:t>
+      </w:r>
+      <w:r>
+        <w:rPr>
+          <w:rFonts w:ascii="Arial" w:hAnsi="Arial" w:eastAsia="Arial" w:cs="Arial"/>
+          <w:b/>
+          <w:i w:val="0"/>
+          <w:color w:val="000000"/>
+          <w:sz w:val="18"/>
+          <w:highlight w:val="lightGray"/>
+        </w:rPr>
+        <w:t>S</w:t>
+      </w:r>
+      <w:r>
+        <w:rPr>
+          <w:rFonts w:ascii="Arial" w:hAnsi="Arial" w:eastAsia="Arial" w:cs="Arial"/>
+          <w:b/>
+          <w:i w:val="0"/>
+          <w:color w:val="000000"/>
+          <w:sz w:val="18"/>
+          <w:highlight w:val="lightGray"/>
+        </w:rPr>
+        <w:t>h</w:t>
+      </w:r>
+      <w:r>
+        <w:rPr>
+          <w:rFonts w:ascii="Arial" w:hAnsi="Arial" w:eastAsia="Arial" w:cs="Arial"/>
+          <w:b/>
+          <w:i w:val="0"/>
+          <w:color w:val="000000"/>
+          <w:sz w:val="18"/>
+          <w:highlight w:val="lightGray"/>
+        </w:rPr>
+        <w:t>o</w:t>
+      </w:r>
+      <w:r>
+        <w:rPr>
+          <w:rFonts w:ascii="Arial" w:hAnsi="Arial" w:eastAsia="Arial" w:cs="Arial"/>
+          <w:b/>
+          <w:i w:val="0"/>
+          <w:color w:val="000000"/>
+          <w:sz w:val="18"/>
+          <w:highlight w:val="lightGray"/>
+        </w:rPr>
+        <w:t>t</w:t>
       </w:r>
       <w:r>
         <w:rPr>
@@ -23227,7 +24375,7 @@
       </w:r>
       <w:r>
         <w:rPr>
-          <w:rFonts w:ascii="Arial" w:eastAsia="Arial" w:hAnsi="Arial" w:cs="Arial"/>
+          <w:rFonts w:ascii="Arial" w:hAnsi="Arial"/>
           <w:b/>
           <w:color w:val="000000"/>
           <w:sz w:val="18"/>
@@ -23237,7 +24385,7 @@
       </w:r>
       <w:r>
         <w:rPr>
-          <w:rFonts w:ascii="Arial" w:eastAsia="Arial" w:hAnsi="Arial" w:cs="Arial"/>
+          <w:rFonts w:ascii="Arial" w:hAnsi="Arial"/>
           <w:color w:val="000000"/>
           <w:sz w:val="18"/>
           <w:highlight w:val="lightGray"/>
@@ -23423,7 +24571,117 @@
           <w:sz w:val="18"/>
           <w:highlight w:val="lightGray"/>
         </w:rPr>
-        <w:t># Source: ScreenShots</w:t>
+        <w:t xml:space="preserve"># Source: </w:t>
+      </w:r>
+      <w:r>
+        <w:rPr>
+          <w:rFonts w:ascii="Arial" w:hAnsi="Arial" w:eastAsia="Arial" w:cs="Arial"/>
+          <w:b/>
+          <w:i w:val="0"/>
+          <w:color w:val="000000"/>
+          <w:sz w:val="18"/>
+          <w:highlight w:val="lightGray"/>
+        </w:rPr>
+        <w:t>S</w:t>
+      </w:r>
+      <w:r>
+        <w:rPr>
+          <w:rFonts w:ascii="Arial" w:hAnsi="Arial" w:eastAsia="Arial" w:cs="Arial"/>
+          <w:b/>
+          <w:i w:val="0"/>
+          <w:color w:val="000000"/>
+          <w:sz w:val="18"/>
+          <w:highlight w:val="lightGray"/>
+        </w:rPr>
+        <w:t>c</w:t>
+      </w:r>
+      <w:r>
+        <w:rPr>
+          <w:rFonts w:ascii="Arial" w:hAnsi="Arial" w:eastAsia="Arial" w:cs="Arial"/>
+          <w:b/>
+          <w:i w:val="0"/>
+          <w:color w:val="000000"/>
+          <w:sz w:val="18"/>
+          <w:highlight w:val="lightGray"/>
+        </w:rPr>
+        <w:t>r</w:t>
+      </w:r>
+      <w:r>
+        <w:rPr>
+          <w:rFonts w:ascii="Arial" w:hAnsi="Arial" w:eastAsia="Arial" w:cs="Arial"/>
+          <w:b/>
+          <w:i w:val="0"/>
+          <w:color w:val="000000"/>
+          <w:sz w:val="18"/>
+          <w:highlight w:val="lightGray"/>
+        </w:rPr>
+        <w:t>e</w:t>
+      </w:r>
+      <w:r>
+        <w:rPr>
+          <w:rFonts w:ascii="Arial" w:hAnsi="Arial" w:eastAsia="Arial" w:cs="Arial"/>
+          <w:b/>
+          <w:i w:val="0"/>
+          <w:color w:val="000000"/>
+          <w:sz w:val="18"/>
+          <w:highlight w:val="lightGray"/>
+        </w:rPr>
+        <w:t>e</w:t>
+      </w:r>
+      <w:r>
+        <w:rPr>
+          <w:rFonts w:ascii="Arial" w:hAnsi="Arial" w:eastAsia="Arial" w:cs="Arial"/>
+          <w:b/>
+          <w:i w:val="0"/>
+          <w:color w:val="000000"/>
+          <w:sz w:val="18"/>
+          <w:highlight w:val="lightGray"/>
+        </w:rPr>
+        <w:t>n</w:t>
+      </w:r>
+      <w:r>
+        <w:rPr>
+          <w:rFonts w:ascii="Arial" w:hAnsi="Arial" w:eastAsia="Arial" w:cs="Arial"/>
+          <w:b/>
+          <w:i w:val="0"/>
+          <w:color w:val="000000"/>
+          <w:sz w:val="18"/>
+          <w:highlight w:val="lightGray"/>
+        </w:rPr>
+        <w:t>S</w:t>
+      </w:r>
+      <w:r>
+        <w:rPr>
+          <w:rFonts w:ascii="Arial" w:hAnsi="Arial" w:eastAsia="Arial" w:cs="Arial"/>
+          <w:b/>
+          <w:i w:val="0"/>
+          <w:color w:val="000000"/>
+          <w:sz w:val="18"/>
+          <w:highlight w:val="lightGray"/>
+        </w:rPr>
+        <w:t>h</w:t>
+      </w:r>
+      <w:r>
+        <w:rPr>
+          <w:rFonts w:ascii="Arial" w:hAnsi="Arial" w:eastAsia="Arial" w:cs="Arial"/>
+          <w:b/>
+          <w:i w:val="0"/>
+          <w:color w:val="000000"/>
+          <w:sz w:val="18"/>
+          <w:highlight w:val="lightGray"/>
+        </w:rPr>
+        <w:t>o</w:t>
+      </w:r>
+      <w:r>
+        <w:rPr>
+          <w:rFonts w:ascii="Arial" w:hAnsi="Arial" w:eastAsia="Arial" w:cs="Arial"/>
+          <w:b/>
+          <w:i w:val="0"/>
+          <w:color w:val="000000"/>
+          <w:sz w:val="18"/>
+          <w:highlight w:val="lightGray"/>
+        </w:rPr>
+        <w:t>t</w:t>
       </w:r>
       <w:r>
         <w:rPr>
@@ -23486,7 +24744,7 @@
       </w:r>
       <w:r>
         <w:rPr>
-          <w:rFonts w:ascii="Arial" w:eastAsia="Arial" w:hAnsi="Arial" w:cs="Arial"/>
+          <w:rFonts w:ascii="Arial" w:hAnsi="Arial"/>
           <w:b/>
           <w:color w:val="000000"/>
           <w:sz w:val="18"/>
@@ -23496,7 +24754,7 @@
       </w:r>
       <w:r>
         <w:rPr>
-          <w:rFonts w:ascii="Arial" w:eastAsia="Arial" w:hAnsi="Arial" w:cs="Arial"/>
+          <w:rFonts w:ascii="Arial" w:hAnsi="Arial"/>
           <w:color w:val="000000"/>
           <w:sz w:val="18"/>
           <w:highlight w:val="lightGray"/>
@@ -23765,214 +25023,276 @@
       </w:pPr>
       <w:r>
         <w:rPr>
-          <w:rFonts w:ascii="Arial" w:eastAsia="Arial" w:hAnsi="Arial" w:cs="Arial"/>
-          <w:b/>
-          <w:bCs/>
-          <w:sz w:val="18"/>
-          <w:szCs w:val="18"/>
+          <w:rFonts w:ascii="Arial" w:hAnsi="Arial"/>
+          <w:b/>
+          <w:sz w:val="18"/>
           <w:highlight w:val="lightGray"/>
         </w:rPr>
         <w:t xml:space="preserve"># Source: </w:t>
       </w:r>
-      <w:proofErr w:type="spellStart"/>
-      <w:r>
-        <w:rPr>
-          <w:rFonts w:ascii="Arial" w:eastAsia="Arial" w:hAnsi="Arial" w:cs="Arial"/>
-          <w:b/>
-          <w:bCs/>
-          <w:sz w:val="18"/>
-          <w:szCs w:val="18"/>
-          <w:highlight w:val="lightGray"/>
-        </w:rPr>
-        <w:t>ScreenShots</w:t>
-      </w:r>
-      <w:proofErr w:type="spellEnd"/>
-      <w:r>
-        <w:rPr>
-          <w:rFonts w:ascii="Arial" w:eastAsia="Arial" w:hAnsi="Arial" w:cs="Arial"/>
-          <w:sz w:val="18"/>
-          <w:szCs w:val="18"/>
+      <w:r>
+        <w:rPr>
+          <w:rFonts w:ascii="Arial" w:hAnsi="Arial" w:eastAsia="Arial" w:cs="Arial"/>
+          <w:b/>
+          <w:i w:val="0"/>
+          <w:color w:val="000000"/>
+          <w:sz w:val="18"/>
+          <w:highlight w:val="lightGray"/>
+        </w:rPr>
+        <w:t>S</w:t>
+      </w:r>
+      <w:r>
+        <w:rPr>
+          <w:rFonts w:ascii="Arial" w:hAnsi="Arial" w:eastAsia="Arial" w:cs="Arial"/>
+          <w:b/>
+          <w:i w:val="0"/>
+          <w:color w:val="000000"/>
+          <w:sz w:val="18"/>
+          <w:highlight w:val="lightGray"/>
+        </w:rPr>
+        <w:t>c</w:t>
+      </w:r>
+      <w:r>
+        <w:rPr>
+          <w:rFonts w:ascii="Arial" w:hAnsi="Arial" w:eastAsia="Arial" w:cs="Arial"/>
+          <w:b/>
+          <w:i w:val="0"/>
+          <w:color w:val="000000"/>
+          <w:sz w:val="18"/>
+          <w:highlight w:val="lightGray"/>
+        </w:rPr>
+        <w:t>r</w:t>
+      </w:r>
+      <w:r>
+        <w:rPr>
+          <w:rFonts w:ascii="Arial" w:hAnsi="Arial" w:eastAsia="Arial" w:cs="Arial"/>
+          <w:b/>
+          <w:i w:val="0"/>
+          <w:color w:val="000000"/>
+          <w:sz w:val="18"/>
+          <w:highlight w:val="lightGray"/>
+        </w:rPr>
+        <w:t>e</w:t>
+      </w:r>
+      <w:r>
+        <w:rPr>
+          <w:rFonts w:ascii="Arial" w:hAnsi="Arial" w:eastAsia="Arial" w:cs="Arial"/>
+          <w:b/>
+          <w:i w:val="0"/>
+          <w:color w:val="000000"/>
+          <w:sz w:val="18"/>
+          <w:highlight w:val="lightGray"/>
+        </w:rPr>
+        <w:t>e</w:t>
+      </w:r>
+      <w:r>
+        <w:rPr>
+          <w:rFonts w:ascii="Arial" w:hAnsi="Arial" w:eastAsia="Arial" w:cs="Arial"/>
+          <w:b/>
+          <w:i w:val="0"/>
+          <w:color w:val="000000"/>
+          <w:sz w:val="18"/>
+          <w:highlight w:val="lightGray"/>
+        </w:rPr>
+        <w:t>n</w:t>
+      </w:r>
+      <w:r>
+        <w:rPr>
+          <w:rFonts w:ascii="Arial" w:hAnsi="Arial" w:eastAsia="Arial" w:cs="Arial"/>
+          <w:b/>
+          <w:i w:val="0"/>
+          <w:color w:val="000000"/>
+          <w:sz w:val="18"/>
+          <w:highlight w:val="lightGray"/>
+        </w:rPr>
+        <w:t>S</w:t>
+      </w:r>
+      <w:r>
+        <w:rPr>
+          <w:rFonts w:ascii="Arial" w:hAnsi="Arial" w:eastAsia="Arial" w:cs="Arial"/>
+          <w:b/>
+          <w:i w:val="0"/>
+          <w:color w:val="000000"/>
+          <w:sz w:val="18"/>
+          <w:highlight w:val="lightGray"/>
+        </w:rPr>
+        <w:t>h</w:t>
+      </w:r>
+      <w:r>
+        <w:rPr>
+          <w:rFonts w:ascii="Arial" w:hAnsi="Arial" w:eastAsia="Arial" w:cs="Arial"/>
+          <w:b/>
+          <w:i w:val="0"/>
+          <w:color w:val="000000"/>
+          <w:sz w:val="18"/>
+          <w:highlight w:val="lightGray"/>
+        </w:rPr>
+        <w:t>o</w:t>
+      </w:r>
+      <w:r>
+        <w:rPr>
+          <w:rFonts w:ascii="Arial" w:hAnsi="Arial" w:eastAsia="Arial" w:cs="Arial"/>
+          <w:b/>
+          <w:i w:val="0"/>
+          <w:color w:val="000000"/>
+          <w:sz w:val="18"/>
+          <w:highlight w:val="lightGray"/>
+        </w:rPr>
+        <w:t>t</w:t>
+      </w:r>
+      <w:r>
+        <w:rPr>
+          <w:rFonts w:ascii="Arial" w:hAnsi="Arial"/>
+          <w:sz w:val="18"/>
           <w:highlight w:val="lightGray"/>
         </w:rPr>
         <w:t xml:space="preserve"> </w:t>
       </w:r>
       <w:r>
         <w:rPr>
-          <w:rFonts w:ascii="Arial" w:eastAsia="Arial" w:hAnsi="Arial" w:cs="Arial"/>
-          <w:b/>
-          <w:bCs/>
-          <w:sz w:val="18"/>
-          <w:szCs w:val="18"/>
+          <w:rFonts w:ascii="Arial" w:hAnsi="Arial"/>
+          <w:b/>
+          <w:sz w:val="18"/>
           <w:highlight w:val="lightGray"/>
         </w:rPr>
         <w:t>Source</w:t>
       </w:r>
       <w:r>
         <w:rPr>
-          <w:rFonts w:ascii="Arial" w:eastAsia="Arial" w:hAnsi="Arial" w:cs="Arial"/>
-          <w:sz w:val="18"/>
-          <w:szCs w:val="18"/>
+          <w:rFonts w:ascii="Arial" w:hAnsi="Arial"/>
+          <w:sz w:val="18"/>
           <w:highlight w:val="lightGray"/>
         </w:rPr>
         <w:t xml:space="preserve">: </w:t>
       </w:r>
       <w:r>
         <w:rPr>
-          <w:rFonts w:ascii="Arial" w:eastAsia="Arial" w:hAnsi="Arial" w:cs="Arial"/>
-          <w:b/>
-          <w:bCs/>
-          <w:sz w:val="18"/>
-          <w:szCs w:val="18"/>
+          <w:rFonts w:ascii="Arial" w:hAnsi="Arial"/>
+          <w:b/>
+          <w:sz w:val="18"/>
           <w:highlight w:val="lightGray"/>
         </w:rPr>
         <w:t>Provided by:</w:t>
       </w:r>
       <w:r>
         <w:rPr>
-          <w:rFonts w:ascii="Arial" w:eastAsia="Arial" w:hAnsi="Arial" w:cs="Arial"/>
-          <w:sz w:val="18"/>
-          <w:szCs w:val="18"/>
+          <w:rFonts w:ascii="Arial" w:hAnsi="Arial"/>
+          <w:sz w:val="18"/>
           <w:highlight w:val="lightGray"/>
         </w:rPr>
         <w:t xml:space="preserve"> [Persons Table -&gt; ID Column: 1, </w:t>
       </w:r>
-      <w:proofErr w:type="spellStart"/>
-      <w:r>
-        <w:rPr>
-          <w:rFonts w:ascii="Arial" w:eastAsia="Arial" w:hAnsi="Arial" w:cs="Arial"/>
-          <w:sz w:val="18"/>
-          <w:szCs w:val="18"/>
+      <w:r>
+        <w:rPr>
+          <w:rFonts w:ascii="Arial" w:hAnsi="Arial"/>
+          <w:sz w:val="18"/>
           <w:highlight w:val="lightGray"/>
         </w:rPr>
         <w:t>Name_En</w:t>
       </w:r>
-      <w:proofErr w:type="spellEnd"/>
-      <w:r>
-        <w:rPr>
-          <w:rFonts w:ascii="Arial" w:eastAsia="Arial" w:hAnsi="Arial" w:cs="Arial"/>
-          <w:sz w:val="18"/>
-          <w:szCs w:val="18"/>
+      <w:r>
+        <w:rPr>
+          <w:rFonts w:ascii="Arial" w:hAnsi="Arial"/>
+          <w:sz w:val="18"/>
           <w:highlight w:val="lightGray"/>
         </w:rPr>
         <w:t xml:space="preserve"> Column: Motasem Essam] -&gt; </w:t>
       </w:r>
       <w:r>
         <w:rPr>
-          <w:rFonts w:ascii="Arial" w:eastAsia="Arial" w:hAnsi="Arial" w:cs="Arial"/>
-          <w:b/>
-          <w:bCs/>
-          <w:sz w:val="18"/>
-          <w:szCs w:val="18"/>
+          <w:rFonts w:ascii="Arial" w:hAnsi="Arial"/>
+          <w:b/>
+          <w:sz w:val="18"/>
           <w:highlight w:val="lightGray"/>
         </w:rPr>
         <w:t>Tool:</w:t>
       </w:r>
       <w:r>
         <w:rPr>
-          <w:rFonts w:ascii="Arial" w:eastAsia="Arial" w:hAnsi="Arial" w:cs="Arial"/>
-          <w:sz w:val="18"/>
-          <w:szCs w:val="18"/>
+          <w:rFonts w:ascii="Arial" w:hAnsi="Arial"/>
+          <w:sz w:val="18"/>
           <w:highlight w:val="lightGray"/>
         </w:rPr>
         <w:t xml:space="preserve"> [</w:t>
       </w:r>
-      <w:proofErr w:type="spellStart"/>
-      <w:r>
-        <w:rPr>
-          <w:rFonts w:ascii="Arial" w:eastAsia="Arial" w:hAnsi="Arial" w:cs="Arial"/>
-          <w:sz w:val="18"/>
-          <w:szCs w:val="18"/>
+      <w:r>
+        <w:rPr>
+          <w:rFonts w:ascii="Arial" w:hAnsi="Arial"/>
+          <w:sz w:val="18"/>
           <w:highlight w:val="lightGray"/>
         </w:rPr>
         <w:t>Lightshot</w:t>
       </w:r>
-      <w:proofErr w:type="spellEnd"/>
-      <w:r>
-        <w:rPr>
-          <w:rFonts w:ascii="Arial" w:eastAsia="Arial" w:hAnsi="Arial" w:cs="Arial"/>
-          <w:sz w:val="18"/>
-          <w:szCs w:val="18"/>
+      <w:r>
+        <w:rPr>
+          <w:rFonts w:ascii="Arial" w:hAnsi="Arial"/>
+          <w:sz w:val="18"/>
           <w:highlight w:val="lightGray"/>
         </w:rPr>
         <w:t xml:space="preserve"> Program] -&gt; </w:t>
       </w:r>
       <w:r>
         <w:rPr>
-          <w:rFonts w:ascii="Arial" w:eastAsia="Arial" w:hAnsi="Arial" w:cs="Arial"/>
-          <w:b/>
-          <w:bCs/>
-          <w:sz w:val="18"/>
-          <w:szCs w:val="18"/>
+          <w:rFonts w:ascii="Arial" w:hAnsi="Arial"/>
+          <w:b/>
+          <w:sz w:val="18"/>
           <w:highlight w:val="lightGray"/>
         </w:rPr>
         <w:t xml:space="preserve">From </w:t>
       </w:r>
       <w:r>
         <w:rPr>
-          <w:rFonts w:ascii="Arial" w:eastAsia="Arial" w:hAnsi="Arial" w:cs="Arial"/>
-          <w:sz w:val="18"/>
-          <w:szCs w:val="18"/>
+          <w:rFonts w:ascii="Arial" w:hAnsi="Arial"/>
+          <w:sz w:val="18"/>
           <w:highlight w:val="lightGray"/>
         </w:rPr>
         <w:t>[Site:</w:t>
       </w:r>
       <w:r>
         <w:rPr>
-          <w:rFonts w:ascii="Arial" w:eastAsia="Arial" w:hAnsi="Arial" w:cs="Arial"/>
-          <w:sz w:val="18"/>
-          <w:szCs w:val="18"/>
+          <w:rFonts w:ascii="Arial" w:hAnsi="Arial"/>
+          <w:sz w:val="18"/>
           <w:highlight w:val="lightGray"/>
         </w:rPr>
         <w:t xml:space="preserve"> https://gitlab.com/</w:t>
       </w:r>
       <w:r>
         <w:rPr>
-          <w:rFonts w:ascii="Arial" w:eastAsia="Arial" w:hAnsi="Arial" w:cs="Arial"/>
-          <w:sz w:val="18"/>
-          <w:szCs w:val="18"/>
+          <w:rFonts w:ascii="Arial" w:hAnsi="Arial"/>
+          <w:sz w:val="18"/>
           <w:highlight w:val="lightGray"/>
         </w:rPr>
         <w:t xml:space="preserve">] </w:t>
       </w:r>
       <w:r>
         <w:rPr>
-          <w:rFonts w:ascii="Arial" w:eastAsia="Arial" w:hAnsi="Arial" w:cs="Arial"/>
-          <w:b/>
-          <w:bCs/>
-          <w:sz w:val="18"/>
-          <w:szCs w:val="18"/>
+          <w:rFonts w:ascii="Arial" w:hAnsi="Arial"/>
+          <w:b/>
+          <w:sz w:val="18"/>
           <w:highlight w:val="lightGray"/>
         </w:rPr>
         <w:t>on</w:t>
       </w:r>
       <w:r>
         <w:rPr>
-          <w:rFonts w:ascii="Arial" w:eastAsia="Arial" w:hAnsi="Arial" w:cs="Arial"/>
-          <w:sz w:val="18"/>
-          <w:szCs w:val="18"/>
+          <w:rFonts w:ascii="Arial" w:hAnsi="Arial"/>
+          <w:sz w:val="18"/>
           <w:highlight w:val="lightGray"/>
         </w:rPr>
         <w:t xml:space="preserve"> [</w:t>
       </w:r>
       <w:r>
         <w:rPr>
-          <w:rFonts w:ascii="Arial" w:eastAsia="Arial" w:hAnsi="Arial" w:cs="Arial"/>
-          <w:bCs/>
-          <w:kern w:val="0"/>
-          <w:sz w:val="18"/>
-          <w:szCs w:val="14"/>
-          <w:highlight w:val="lightGray"/>
-          <w:shd w:val="clear" w:color="auto" w:fill="B7B7B7"/>
-          <w:lang w:val="en"/>
-          <w14:ligatures w14:val="none"/>
+          <w:rFonts w:ascii="Arial" w:hAnsi="Arial"/>
+          <w:sz w:val="18"/>
+          <w:highlight w:val="lightGray"/>
         </w:rPr>
         <w:t>3/6/2026</w:t>
       </w:r>
       <w:r>
         <w:rPr>
-          <w:rFonts w:ascii="Arial" w:eastAsia="Arial" w:hAnsi="Arial" w:cs="Arial"/>
-          <w:sz w:val="18"/>
-          <w:szCs w:val="18"/>
+          <w:rFonts w:ascii="Arial" w:hAnsi="Arial"/>
+          <w:sz w:val="18"/>
           <w:highlight w:val="lightGray"/>
         </w:rPr>
         <w:t>]</w:t>
@@ -24085,7 +25405,117 @@
           <w:sz w:val="18"/>
           <w:highlight w:val="lightGray"/>
         </w:rPr>
-        <w:t># Source: ScreenShots</w:t>
+        <w:t xml:space="preserve"># Source: </w:t>
+      </w:r>
+      <w:r>
+        <w:rPr>
+          <w:rFonts w:ascii="Arial" w:hAnsi="Arial" w:eastAsia="Arial" w:cs="Arial"/>
+          <w:b/>
+          <w:i w:val="0"/>
+          <w:color w:val="000000"/>
+          <w:sz w:val="18"/>
+          <w:highlight w:val="lightGray"/>
+        </w:rPr>
+        <w:t>S</w:t>
+      </w:r>
+      <w:r>
+        <w:rPr>
+          <w:rFonts w:ascii="Arial" w:hAnsi="Arial" w:eastAsia="Arial" w:cs="Arial"/>
+          <w:b/>
+          <w:i w:val="0"/>
+          <w:color w:val="000000"/>
+          <w:sz w:val="18"/>
+          <w:highlight w:val="lightGray"/>
+        </w:rPr>
+        <w:t>c</w:t>
+      </w:r>
+      <w:r>
+        <w:rPr>
+          <w:rFonts w:ascii="Arial" w:hAnsi="Arial" w:eastAsia="Arial" w:cs="Arial"/>
+          <w:b/>
+          <w:i w:val="0"/>
+          <w:color w:val="000000"/>
+          <w:sz w:val="18"/>
+          <w:highlight w:val="lightGray"/>
+        </w:rPr>
+        <w:t>r</w:t>
+      </w:r>
+      <w:r>
+        <w:rPr>
+          <w:rFonts w:ascii="Arial" w:hAnsi="Arial" w:eastAsia="Arial" w:cs="Arial"/>
+          <w:b/>
+          <w:i w:val="0"/>
+          <w:color w:val="000000"/>
+          <w:sz w:val="18"/>
+          <w:highlight w:val="lightGray"/>
+        </w:rPr>
+        <w:t>e</w:t>
+      </w:r>
+      <w:r>
+        <w:rPr>
+          <w:rFonts w:ascii="Arial" w:hAnsi="Arial" w:eastAsia="Arial" w:cs="Arial"/>
+          <w:b/>
+          <w:i w:val="0"/>
+          <w:color w:val="000000"/>
+          <w:sz w:val="18"/>
+          <w:highlight w:val="lightGray"/>
+        </w:rPr>
+        <w:t>e</w:t>
+      </w:r>
+      <w:r>
+        <w:rPr>
+          <w:rFonts w:ascii="Arial" w:hAnsi="Arial" w:eastAsia="Arial" w:cs="Arial"/>
+          <w:b/>
+          <w:i w:val="0"/>
+          <w:color w:val="000000"/>
+          <w:sz w:val="18"/>
+          <w:highlight w:val="lightGray"/>
+        </w:rPr>
+        <w:t>n</w:t>
+      </w:r>
+      <w:r>
+        <w:rPr>
+          <w:rFonts w:ascii="Arial" w:hAnsi="Arial" w:eastAsia="Arial" w:cs="Arial"/>
+          <w:b/>
+          <w:i w:val="0"/>
+          <w:color w:val="000000"/>
+          <w:sz w:val="18"/>
+          <w:highlight w:val="lightGray"/>
+        </w:rPr>
+        <w:t>S</w:t>
+      </w:r>
+      <w:r>
+        <w:rPr>
+          <w:rFonts w:ascii="Arial" w:hAnsi="Arial" w:eastAsia="Arial" w:cs="Arial"/>
+          <w:b/>
+          <w:i w:val="0"/>
+          <w:color w:val="000000"/>
+          <w:sz w:val="18"/>
+          <w:highlight w:val="lightGray"/>
+        </w:rPr>
+        <w:t>h</w:t>
+      </w:r>
+      <w:r>
+        <w:rPr>
+          <w:rFonts w:ascii="Arial" w:hAnsi="Arial" w:eastAsia="Arial" w:cs="Arial"/>
+          <w:b/>
+          <w:i w:val="0"/>
+          <w:color w:val="000000"/>
+          <w:sz w:val="18"/>
+          <w:highlight w:val="lightGray"/>
+        </w:rPr>
+        <w:t>o</w:t>
+      </w:r>
+      <w:r>
+        <w:rPr>
+          <w:rFonts w:ascii="Arial" w:hAnsi="Arial" w:eastAsia="Arial" w:cs="Arial"/>
+          <w:b/>
+          <w:i w:val="0"/>
+          <w:color w:val="000000"/>
+          <w:sz w:val="18"/>
+          <w:highlight w:val="lightGray"/>
+        </w:rPr>
+        <w:t>t</w:t>
       </w:r>
       <w:r>
         <w:rPr>
@@ -24148,7 +25578,7 @@
       </w:r>
       <w:r>
         <w:rPr>
-          <w:rFonts w:ascii="Arial" w:eastAsia="Arial" w:hAnsi="Arial" w:cs="Arial"/>
+          <w:rFonts w:ascii="Arial" w:hAnsi="Arial"/>
           <w:b/>
           <w:color w:val="000000"/>
           <w:sz w:val="18"/>
@@ -24158,7 +25588,7 @@
       </w:r>
       <w:r>
         <w:rPr>
-          <w:rFonts w:ascii="Arial" w:eastAsia="Arial" w:hAnsi="Arial" w:cs="Arial"/>
+          <w:rFonts w:ascii="Arial" w:hAnsi="Arial"/>
           <w:color w:val="000000"/>
           <w:sz w:val="18"/>
           <w:highlight w:val="lightGray"/>
@@ -37060,17 +38490,116 @@
         </w:rPr>
         <w:t xml:space="preserve"># Source: </w:t>
       </w:r>
-      <w:proofErr w:type="spellStart"/>
-      <w:r>
-        <w:rPr>
-          <w:rFonts w:ascii="Arial" w:hAnsi="Arial"/>
-          <w:b/>
-          <w:sz w:val="18"/>
-          <w:highlight w:val="lightGray"/>
-        </w:rPr>
-        <w:t>ScreenShots</w:t>
-      </w:r>
-      <w:proofErr w:type="spellEnd"/>
+      <w:r>
+        <w:rPr>
+          <w:rFonts w:ascii="Arial" w:hAnsi="Arial" w:eastAsia="Arial" w:cs="Arial"/>
+          <w:b/>
+          <w:i w:val="0"/>
+          <w:color w:val="000000"/>
+          <w:sz w:val="18"/>
+          <w:highlight w:val="lightGray"/>
+        </w:rPr>
+        <w:t>S</w:t>
+      </w:r>
+      <w:r>
+        <w:rPr>
+          <w:rFonts w:ascii="Arial" w:hAnsi="Arial" w:eastAsia="Arial" w:cs="Arial"/>
+          <w:b/>
+          <w:i w:val="0"/>
+          <w:color w:val="000000"/>
+          <w:sz w:val="18"/>
+          <w:highlight w:val="lightGray"/>
+        </w:rPr>
+        <w:t>c</w:t>
+      </w:r>
+      <w:r>
+        <w:rPr>
+          <w:rFonts w:ascii="Arial" w:hAnsi="Arial" w:eastAsia="Arial" w:cs="Arial"/>
+          <w:b/>
+          <w:i w:val="0"/>
+          <w:color w:val="000000"/>
+          <w:sz w:val="18"/>
+          <w:highlight w:val="lightGray"/>
+        </w:rPr>
+        <w:t>r</w:t>
+      </w:r>
+      <w:r>
+        <w:rPr>
+          <w:rFonts w:ascii="Arial" w:hAnsi="Arial" w:eastAsia="Arial" w:cs="Arial"/>
+          <w:b/>
+          <w:i w:val="0"/>
+          <w:color w:val="000000"/>
+          <w:sz w:val="18"/>
+          <w:highlight w:val="lightGray"/>
+        </w:rPr>
+        <w:t>e</w:t>
+      </w:r>
+      <w:r>
+        <w:rPr>
+          <w:rFonts w:ascii="Arial" w:hAnsi="Arial" w:eastAsia="Arial" w:cs="Arial"/>
+          <w:b/>
+          <w:i w:val="0"/>
+          <w:color w:val="000000"/>
+          <w:sz w:val="18"/>
+          <w:highlight w:val="lightGray"/>
+        </w:rPr>
+        <w:t>e</w:t>
+      </w:r>
+      <w:r>
+        <w:rPr>
+          <w:rFonts w:ascii="Arial" w:hAnsi="Arial" w:eastAsia="Arial" w:cs="Arial"/>
+          <w:b/>
+          <w:i w:val="0"/>
+          <w:color w:val="000000"/>
+          <w:sz w:val="18"/>
+          <w:highlight w:val="lightGray"/>
+        </w:rPr>
+        <w:t>n</w:t>
+      </w:r>
+      <w:r>
+        <w:rPr>
+          <w:rFonts w:ascii="Arial" w:hAnsi="Arial" w:eastAsia="Arial" w:cs="Arial"/>
+          <w:b/>
+          <w:i w:val="0"/>
+          <w:color w:val="000000"/>
+          <w:sz w:val="18"/>
+          <w:highlight w:val="lightGray"/>
+        </w:rPr>
+        <w:t>S</w:t>
+      </w:r>
+      <w:r>
+        <w:rPr>
+          <w:rFonts w:ascii="Arial" w:hAnsi="Arial" w:eastAsia="Arial" w:cs="Arial"/>
+          <w:b/>
+          <w:i w:val="0"/>
+          <w:color w:val="000000"/>
+          <w:sz w:val="18"/>
+          <w:highlight w:val="lightGray"/>
+        </w:rPr>
+        <w:t>h</w:t>
+      </w:r>
+      <w:r>
+        <w:rPr>
+          <w:rFonts w:ascii="Arial" w:hAnsi="Arial" w:eastAsia="Arial" w:cs="Arial"/>
+          <w:b/>
+          <w:i w:val="0"/>
+          <w:color w:val="000000"/>
+          <w:sz w:val="18"/>
+          <w:highlight w:val="lightGray"/>
+        </w:rPr>
+        <w:t>o</w:t>
+      </w:r>
+      <w:r>
+        <w:rPr>
+          <w:rFonts w:ascii="Arial" w:hAnsi="Arial" w:eastAsia="Arial" w:cs="Arial"/>
+          <w:b/>
+          <w:i w:val="0"/>
+          <w:color w:val="000000"/>
+          <w:sz w:val="18"/>
+          <w:highlight w:val="lightGray"/>
+        </w:rPr>
+        <w:t>t</w:t>
+      </w:r>
       <w:r>
         <w:rPr>
           <w:rFonts w:ascii="Arial" w:hAnsi="Arial"/>
@@ -37113,7 +38642,6 @@
         </w:rPr>
         <w:t xml:space="preserve"> [Persons Table -&gt; ID Column: 1, </w:t>
       </w:r>
-      <w:proofErr w:type="spellStart"/>
       <w:r>
         <w:rPr>
           <w:rFonts w:ascii="Arial" w:hAnsi="Arial"/>
@@ -37122,7 +38650,6 @@
         </w:rPr>
         <w:t>Name_En</w:t>
       </w:r>
-      <w:proofErr w:type="spellEnd"/>
       <w:r>
         <w:rPr>
           <w:rFonts w:ascii="Arial" w:hAnsi="Arial"/>
@@ -37148,7 +38675,6 @@
         </w:rPr>
         <w:t xml:space="preserve"> [</w:t>
       </w:r>
-      <w:proofErr w:type="spellStart"/>
       <w:r>
         <w:rPr>
           <w:rFonts w:ascii="Arial" w:hAnsi="Arial"/>
@@ -37157,7 +38683,6 @@
         </w:rPr>
         <w:t>Lightshot</w:t>
       </w:r>
-      <w:proofErr w:type="spellEnd"/>
       <w:r>
         <w:rPr>
           <w:rFonts w:ascii="Arial" w:hAnsi="Arial"/>
@@ -37168,7 +38693,7 @@
       </w:r>
       <w:r>
         <w:rPr>
-          <w:rFonts w:ascii="Arial" w:eastAsia="Arial" w:hAnsi="Arial" w:cs="Arial"/>
+          <w:rFonts w:ascii="Arial" w:hAnsi="Arial"/>
           <w:b/>
           <w:color w:val="000000"/>
           <w:sz w:val="18"/>
@@ -37178,7 +38703,7 @@
       </w:r>
       <w:r>
         <w:rPr>
-          <w:rFonts w:ascii="Arial" w:eastAsia="Arial" w:hAnsi="Arial" w:cs="Arial"/>
+          <w:rFonts w:ascii="Arial" w:hAnsi="Arial"/>
           <w:color w:val="000000"/>
           <w:sz w:val="18"/>
           <w:highlight w:val="lightGray"/>
@@ -37523,197 +39048,260 @@
       </w:pPr>
       <w:r>
         <w:rPr>
-          <w:rFonts w:ascii="Arial" w:eastAsia="Arial" w:hAnsi="Arial" w:cs="Arial"/>
-          <w:b/>
-          <w:bCs/>
-          <w:sz w:val="18"/>
-          <w:szCs w:val="18"/>
-          <w:highlight w:val="lightGray"/>
-        </w:rPr>
-        <w:lastRenderedPageBreak/>
+          <w:rFonts w:ascii="Arial" w:hAnsi="Arial"/>
+          <w:b/>
+          <w:sz w:val="18"/>
+          <w:highlight w:val="lightGray"/>
+        </w:rPr>
         <w:t xml:space="preserve"># Source: </w:t>
       </w:r>
-      <w:proofErr w:type="spellStart"/>
-      <w:r>
-        <w:rPr>
-          <w:rFonts w:ascii="Arial" w:eastAsia="Arial" w:hAnsi="Arial" w:cs="Arial"/>
-          <w:b/>
-          <w:bCs/>
-          <w:sz w:val="18"/>
-          <w:szCs w:val="18"/>
-          <w:highlight w:val="lightGray"/>
-        </w:rPr>
-        <w:t>ScreenShots</w:t>
-      </w:r>
-      <w:proofErr w:type="spellEnd"/>
-      <w:r>
-        <w:rPr>
-          <w:rFonts w:ascii="Arial" w:eastAsia="Arial" w:hAnsi="Arial" w:cs="Arial"/>
-          <w:sz w:val="18"/>
-          <w:szCs w:val="18"/>
+      <w:r>
+        <w:rPr>
+          <w:rFonts w:ascii="Arial" w:hAnsi="Arial" w:eastAsia="Arial" w:cs="Arial"/>
+          <w:b/>
+          <w:i w:val="0"/>
+          <w:color w:val="000000"/>
+          <w:sz w:val="18"/>
+          <w:highlight w:val="lightGray"/>
+        </w:rPr>
+        <w:t>S</w:t>
+      </w:r>
+      <w:r>
+        <w:rPr>
+          <w:rFonts w:ascii="Arial" w:hAnsi="Arial" w:eastAsia="Arial" w:cs="Arial"/>
+          <w:b/>
+          <w:i w:val="0"/>
+          <w:color w:val="000000"/>
+          <w:sz w:val="18"/>
+          <w:highlight w:val="lightGray"/>
+        </w:rPr>
+        <w:t>c</w:t>
+      </w:r>
+      <w:r>
+        <w:rPr>
+          <w:rFonts w:ascii="Arial" w:hAnsi="Arial" w:eastAsia="Arial" w:cs="Arial"/>
+          <w:b/>
+          <w:i w:val="0"/>
+          <w:color w:val="000000"/>
+          <w:sz w:val="18"/>
+          <w:highlight w:val="lightGray"/>
+        </w:rPr>
+        <w:t>r</w:t>
+      </w:r>
+      <w:r>
+        <w:rPr>
+          <w:rFonts w:ascii="Arial" w:hAnsi="Arial" w:eastAsia="Arial" w:cs="Arial"/>
+          <w:b/>
+          <w:i w:val="0"/>
+          <w:color w:val="000000"/>
+          <w:sz w:val="18"/>
+          <w:highlight w:val="lightGray"/>
+        </w:rPr>
+        <w:t>e</w:t>
+      </w:r>
+      <w:r>
+        <w:rPr>
+          <w:rFonts w:ascii="Arial" w:hAnsi="Arial" w:eastAsia="Arial" w:cs="Arial"/>
+          <w:b/>
+          <w:i w:val="0"/>
+          <w:color w:val="000000"/>
+          <w:sz w:val="18"/>
+          <w:highlight w:val="lightGray"/>
+        </w:rPr>
+        <w:t>e</w:t>
+      </w:r>
+      <w:r>
+        <w:rPr>
+          <w:rFonts w:ascii="Arial" w:hAnsi="Arial" w:eastAsia="Arial" w:cs="Arial"/>
+          <w:b/>
+          <w:i w:val="0"/>
+          <w:color w:val="000000"/>
+          <w:sz w:val="18"/>
+          <w:highlight w:val="lightGray"/>
+        </w:rPr>
+        <w:t>n</w:t>
+      </w:r>
+      <w:r>
+        <w:rPr>
+          <w:rFonts w:ascii="Arial" w:hAnsi="Arial" w:eastAsia="Arial" w:cs="Arial"/>
+          <w:b/>
+          <w:i w:val="0"/>
+          <w:color w:val="000000"/>
+          <w:sz w:val="18"/>
+          <w:highlight w:val="lightGray"/>
+        </w:rPr>
+        <w:t>S</w:t>
+      </w:r>
+      <w:r>
+        <w:rPr>
+          <w:rFonts w:ascii="Arial" w:hAnsi="Arial" w:eastAsia="Arial" w:cs="Arial"/>
+          <w:b/>
+          <w:i w:val="0"/>
+          <w:color w:val="000000"/>
+          <w:sz w:val="18"/>
+          <w:highlight w:val="lightGray"/>
+        </w:rPr>
+        <w:t>h</w:t>
+      </w:r>
+      <w:r>
+        <w:rPr>
+          <w:rFonts w:ascii="Arial" w:hAnsi="Arial" w:eastAsia="Arial" w:cs="Arial"/>
+          <w:b/>
+          <w:i w:val="0"/>
+          <w:color w:val="000000"/>
+          <w:sz w:val="18"/>
+          <w:highlight w:val="lightGray"/>
+        </w:rPr>
+        <w:t>o</w:t>
+      </w:r>
+      <w:r>
+        <w:rPr>
+          <w:rFonts w:ascii="Arial" w:hAnsi="Arial" w:eastAsia="Arial" w:cs="Arial"/>
+          <w:b/>
+          <w:i w:val="0"/>
+          <w:color w:val="000000"/>
+          <w:sz w:val="18"/>
+          <w:highlight w:val="lightGray"/>
+        </w:rPr>
+        <w:t>t</w:t>
+      </w:r>
+      <w:r>
+        <w:rPr>
+          <w:rFonts w:ascii="Arial" w:hAnsi="Arial"/>
+          <w:sz w:val="18"/>
           <w:highlight w:val="lightGray"/>
         </w:rPr>
         <w:t xml:space="preserve"> </w:t>
       </w:r>
       <w:r>
         <w:rPr>
-          <w:rFonts w:ascii="Arial" w:eastAsia="Arial" w:hAnsi="Arial" w:cs="Arial"/>
-          <w:b/>
-          <w:bCs/>
-          <w:sz w:val="18"/>
-          <w:szCs w:val="18"/>
+          <w:rFonts w:ascii="Arial" w:hAnsi="Arial"/>
+          <w:b/>
+          <w:sz w:val="18"/>
           <w:highlight w:val="lightGray"/>
         </w:rPr>
         <w:t>Source</w:t>
       </w:r>
       <w:r>
         <w:rPr>
-          <w:rFonts w:ascii="Arial" w:eastAsia="Arial" w:hAnsi="Arial" w:cs="Arial"/>
-          <w:sz w:val="18"/>
-          <w:szCs w:val="18"/>
+          <w:rFonts w:ascii="Arial" w:hAnsi="Arial"/>
+          <w:sz w:val="18"/>
           <w:highlight w:val="lightGray"/>
         </w:rPr>
         <w:t xml:space="preserve">: </w:t>
       </w:r>
       <w:r>
         <w:rPr>
-          <w:rFonts w:ascii="Arial" w:eastAsia="Arial" w:hAnsi="Arial" w:cs="Arial"/>
-          <w:b/>
-          <w:bCs/>
-          <w:sz w:val="18"/>
-          <w:szCs w:val="18"/>
+          <w:rFonts w:ascii="Arial" w:hAnsi="Arial"/>
+          <w:b/>
+          <w:sz w:val="18"/>
           <w:highlight w:val="lightGray"/>
         </w:rPr>
         <w:t>Provided by:</w:t>
       </w:r>
       <w:r>
         <w:rPr>
-          <w:rFonts w:ascii="Arial" w:eastAsia="Arial" w:hAnsi="Arial" w:cs="Arial"/>
-          <w:sz w:val="18"/>
-          <w:szCs w:val="18"/>
+          <w:rFonts w:ascii="Arial" w:hAnsi="Arial"/>
+          <w:sz w:val="18"/>
           <w:highlight w:val="lightGray"/>
         </w:rPr>
         <w:t xml:space="preserve"> [Persons Table -&gt; ID Column: 1, </w:t>
       </w:r>
-      <w:proofErr w:type="spellStart"/>
-      <w:r>
-        <w:rPr>
-          <w:rFonts w:ascii="Arial" w:eastAsia="Arial" w:hAnsi="Arial" w:cs="Arial"/>
-          <w:sz w:val="18"/>
-          <w:szCs w:val="18"/>
+      <w:r>
+        <w:rPr>
+          <w:rFonts w:ascii="Arial" w:hAnsi="Arial"/>
+          <w:sz w:val="18"/>
           <w:highlight w:val="lightGray"/>
         </w:rPr>
         <w:t>Name_En</w:t>
       </w:r>
-      <w:proofErr w:type="spellEnd"/>
-      <w:r>
-        <w:rPr>
-          <w:rFonts w:ascii="Arial" w:eastAsia="Arial" w:hAnsi="Arial" w:cs="Arial"/>
-          <w:sz w:val="18"/>
-          <w:szCs w:val="18"/>
+      <w:r>
+        <w:rPr>
+          <w:rFonts w:ascii="Arial" w:hAnsi="Arial"/>
+          <w:sz w:val="18"/>
           <w:highlight w:val="lightGray"/>
         </w:rPr>
         <w:t xml:space="preserve"> Column: Motasem Essam] -&gt; </w:t>
       </w:r>
       <w:r>
         <w:rPr>
-          <w:rFonts w:ascii="Arial" w:eastAsia="Arial" w:hAnsi="Arial" w:cs="Arial"/>
-          <w:b/>
-          <w:bCs/>
-          <w:sz w:val="18"/>
-          <w:szCs w:val="18"/>
+          <w:rFonts w:ascii="Arial" w:hAnsi="Arial"/>
+          <w:b/>
+          <w:sz w:val="18"/>
           <w:highlight w:val="lightGray"/>
         </w:rPr>
         <w:t>Tool:</w:t>
       </w:r>
       <w:r>
         <w:rPr>
-          <w:rFonts w:ascii="Arial" w:eastAsia="Arial" w:hAnsi="Arial" w:cs="Arial"/>
-          <w:sz w:val="18"/>
-          <w:szCs w:val="18"/>
+          <w:rFonts w:ascii="Arial" w:hAnsi="Arial"/>
+          <w:sz w:val="18"/>
           <w:highlight w:val="lightGray"/>
         </w:rPr>
         <w:t xml:space="preserve"> [</w:t>
       </w:r>
-      <w:proofErr w:type="spellStart"/>
-      <w:r>
-        <w:rPr>
-          <w:rFonts w:ascii="Arial" w:eastAsia="Arial" w:hAnsi="Arial" w:cs="Arial"/>
-          <w:sz w:val="18"/>
-          <w:szCs w:val="18"/>
+      <w:r>
+        <w:rPr>
+          <w:rFonts w:ascii="Arial" w:hAnsi="Arial"/>
+          <w:sz w:val="18"/>
           <w:highlight w:val="lightGray"/>
         </w:rPr>
         <w:t>Lightshot</w:t>
       </w:r>
-      <w:proofErr w:type="spellEnd"/>
-      <w:r>
-        <w:rPr>
-          <w:rFonts w:ascii="Arial" w:eastAsia="Arial" w:hAnsi="Arial" w:cs="Arial"/>
-          <w:sz w:val="18"/>
-          <w:szCs w:val="18"/>
+      <w:r>
+        <w:rPr>
+          <w:rFonts w:ascii="Arial" w:hAnsi="Arial"/>
+          <w:sz w:val="18"/>
           <w:highlight w:val="lightGray"/>
         </w:rPr>
         <w:t xml:space="preserve"> Program] -&gt; </w:t>
       </w:r>
       <w:r>
         <w:rPr>
-          <w:rFonts w:ascii="Arial" w:eastAsia="Arial" w:hAnsi="Arial" w:cs="Arial"/>
-          <w:b/>
-          <w:bCs/>
-          <w:sz w:val="18"/>
-          <w:szCs w:val="18"/>
+          <w:rFonts w:ascii="Arial" w:hAnsi="Arial"/>
+          <w:b/>
+          <w:sz w:val="18"/>
           <w:highlight w:val="lightGray"/>
         </w:rPr>
         <w:t xml:space="preserve">From </w:t>
       </w:r>
       <w:r>
         <w:rPr>
-          <w:rFonts w:ascii="Arial" w:eastAsia="Arial" w:hAnsi="Arial" w:cs="Arial"/>
-          <w:sz w:val="18"/>
-          <w:szCs w:val="18"/>
+          <w:rFonts w:ascii="Arial" w:hAnsi="Arial"/>
+          <w:sz w:val="18"/>
           <w:highlight w:val="lightGray"/>
         </w:rPr>
         <w:t xml:space="preserve">[Site: https://gitlab.com/] </w:t>
       </w:r>
       <w:r>
         <w:rPr>
-          <w:rFonts w:ascii="Arial" w:eastAsia="Arial" w:hAnsi="Arial" w:cs="Arial"/>
-          <w:b/>
-          <w:bCs/>
-          <w:sz w:val="18"/>
-          <w:szCs w:val="18"/>
+          <w:rFonts w:ascii="Arial" w:hAnsi="Arial"/>
+          <w:b/>
+          <w:sz w:val="18"/>
           <w:highlight w:val="lightGray"/>
         </w:rPr>
         <w:t>on</w:t>
       </w:r>
       <w:r>
         <w:rPr>
-          <w:rFonts w:ascii="Arial" w:eastAsia="Arial" w:hAnsi="Arial" w:cs="Arial"/>
-          <w:sz w:val="18"/>
-          <w:szCs w:val="18"/>
+          <w:rFonts w:ascii="Arial" w:hAnsi="Arial"/>
+          <w:sz w:val="18"/>
           <w:highlight w:val="lightGray"/>
         </w:rPr>
         <w:t xml:space="preserve"> [</w:t>
       </w:r>
       <w:r>
         <w:rPr>
-          <w:rFonts w:ascii="Arial" w:eastAsia="Arial" w:hAnsi="Arial" w:cs="Arial"/>
-          <w:bCs/>
-          <w:kern w:val="0"/>
-          <w:sz w:val="18"/>
-          <w:szCs w:val="14"/>
-          <w:highlight w:val="lightGray"/>
-          <w:shd w:val="clear" w:color="auto" w:fill="B7B7B7"/>
-          <w:lang w:val="en"/>
-          <w14:ligatures w14:val="none"/>
+          <w:rFonts w:ascii="Arial" w:hAnsi="Arial"/>
+          <w:sz w:val="18"/>
+          <w:highlight w:val="lightGray"/>
         </w:rPr>
         <w:t>3/6/2026</w:t>
       </w:r>
       <w:r>
         <w:rPr>
-          <w:rFonts w:ascii="Arial" w:eastAsia="Arial" w:hAnsi="Arial" w:cs="Arial"/>
-          <w:sz w:val="18"/>
-          <w:szCs w:val="18"/>
+          <w:rFonts w:ascii="Arial" w:hAnsi="Arial"/>
+          <w:sz w:val="18"/>
           <w:highlight w:val="lightGray"/>
         </w:rPr>
         <w:t>]</w:t>
@@ -37723,46 +39311,6 @@
           <w:rFonts w:ascii="Roboto Mono" w:hAnsi="Roboto Mono"/>
         </w:rPr>
         <w:br/>
-      </w:r>
-      <w:r>
-        <w:rPr>
-          <w:noProof/>
-        </w:rPr>
-        <w:drawing>
-          <wp:inline distT="0" distB="0" distL="0" distR="0" wp14:anchorId="46CD4BB3" wp14:editId="4CDDFA8D">
-            <wp:extent cx="5943600" cy="4069080"/>
-            <wp:effectExtent l="0" t="0" r="0" b="7620"/>
-            <wp:docPr id="955727077" name="Picture 1"/>
-            <wp:cNvGraphicFramePr>
-              <a:graphicFrameLocks xmlns:a="http://schemas.openxmlformats.org/drawingml/2006/main" noChangeAspect="1"/>
-            </wp:cNvGraphicFramePr>
-            <a:graphic xmlns:a="http://schemas.openxmlformats.org/drawingml/2006/main">
-              <a:graphicData uri="http://schemas.openxmlformats.org/drawingml/2006/picture">
-                <pic:pic xmlns:pic="http://schemas.openxmlformats.org/drawingml/2006/picture">
-                  <pic:nvPicPr>
-                    <pic:cNvPr id="828649252" name=""/>
-                    <pic:cNvPicPr/>
-                  </pic:nvPicPr>
-                  <pic:blipFill>
-                    <a:blip r:embed="rId48"/>
-                    <a:stretch>
-                      <a:fillRect/>
-                    </a:stretch>
-                  </pic:blipFill>
-                  <pic:spPr>
-                    <a:xfrm>
-                      <a:off x="0" y="0"/>
-                      <a:ext cx="5943600" cy="4069080"/>
-                    </a:xfrm>
-                    <a:prstGeom prst="rect">
-                      <a:avLst/>
-                    </a:prstGeom>
-                  </pic:spPr>
-                </pic:pic>
-              </a:graphicData>
-            </a:graphic>
-          </wp:inline>
-        </w:drawing>
       </w:r>
     </w:p>
     <w:p>
@@ -37875,17 +39423,116 @@
         </w:rPr>
         <w:t xml:space="preserve"># Source: </w:t>
       </w:r>
-      <w:proofErr w:type="spellStart"/>
-      <w:r>
-        <w:rPr>
-          <w:rFonts w:ascii="Arial" w:hAnsi="Arial"/>
-          <w:b/>
-          <w:sz w:val="18"/>
-          <w:highlight w:val="lightGray"/>
-        </w:rPr>
-        <w:t>ScreenShots</w:t>
-      </w:r>
-      <w:proofErr w:type="spellEnd"/>
+      <w:r>
+        <w:rPr>
+          <w:rFonts w:ascii="Arial" w:hAnsi="Arial" w:eastAsia="Arial" w:cs="Arial"/>
+          <w:b/>
+          <w:i w:val="0"/>
+          <w:color w:val="000000"/>
+          <w:sz w:val="18"/>
+          <w:highlight w:val="lightGray"/>
+        </w:rPr>
+        <w:t>S</w:t>
+      </w:r>
+      <w:r>
+        <w:rPr>
+          <w:rFonts w:ascii="Arial" w:hAnsi="Arial" w:eastAsia="Arial" w:cs="Arial"/>
+          <w:b/>
+          <w:i w:val="0"/>
+          <w:color w:val="000000"/>
+          <w:sz w:val="18"/>
+          <w:highlight w:val="lightGray"/>
+        </w:rPr>
+        <w:t>c</w:t>
+      </w:r>
+      <w:r>
+        <w:rPr>
+          <w:rFonts w:ascii="Arial" w:hAnsi="Arial" w:eastAsia="Arial" w:cs="Arial"/>
+          <w:b/>
+          <w:i w:val="0"/>
+          <w:color w:val="000000"/>
+          <w:sz w:val="18"/>
+          <w:highlight w:val="lightGray"/>
+        </w:rPr>
+        <w:t>r</w:t>
+      </w:r>
+      <w:r>
+        <w:rPr>
+          <w:rFonts w:ascii="Arial" w:hAnsi="Arial" w:eastAsia="Arial" w:cs="Arial"/>
+          <w:b/>
+          <w:i w:val="0"/>
+          <w:color w:val="000000"/>
+          <w:sz w:val="18"/>
+          <w:highlight w:val="lightGray"/>
+        </w:rPr>
+        <w:t>e</w:t>
+      </w:r>
+      <w:r>
+        <w:rPr>
+          <w:rFonts w:ascii="Arial" w:hAnsi="Arial" w:eastAsia="Arial" w:cs="Arial"/>
+          <w:b/>
+          <w:i w:val="0"/>
+          <w:color w:val="000000"/>
+          <w:sz w:val="18"/>
+          <w:highlight w:val="lightGray"/>
+        </w:rPr>
+        <w:t>e</w:t>
+      </w:r>
+      <w:r>
+        <w:rPr>
+          <w:rFonts w:ascii="Arial" w:hAnsi="Arial" w:eastAsia="Arial" w:cs="Arial"/>
+          <w:b/>
+          <w:i w:val="0"/>
+          <w:color w:val="000000"/>
+          <w:sz w:val="18"/>
+          <w:highlight w:val="lightGray"/>
+        </w:rPr>
+        <w:t>n</w:t>
+      </w:r>
+      <w:r>
+        <w:rPr>
+          <w:rFonts w:ascii="Arial" w:hAnsi="Arial" w:eastAsia="Arial" w:cs="Arial"/>
+          <w:b/>
+          <w:i w:val="0"/>
+          <w:color w:val="000000"/>
+          <w:sz w:val="18"/>
+          <w:highlight w:val="lightGray"/>
+        </w:rPr>
+        <w:t>S</w:t>
+      </w:r>
+      <w:r>
+        <w:rPr>
+          <w:rFonts w:ascii="Arial" w:hAnsi="Arial" w:eastAsia="Arial" w:cs="Arial"/>
+          <w:b/>
+          <w:i w:val="0"/>
+          <w:color w:val="000000"/>
+          <w:sz w:val="18"/>
+          <w:highlight w:val="lightGray"/>
+        </w:rPr>
+        <w:t>h</w:t>
+      </w:r>
+      <w:r>
+        <w:rPr>
+          <w:rFonts w:ascii="Arial" w:hAnsi="Arial" w:eastAsia="Arial" w:cs="Arial"/>
+          <w:b/>
+          <w:i w:val="0"/>
+          <w:color w:val="000000"/>
+          <w:sz w:val="18"/>
+          <w:highlight w:val="lightGray"/>
+        </w:rPr>
+        <w:t>o</w:t>
+      </w:r>
+      <w:r>
+        <w:rPr>
+          <w:rFonts w:ascii="Arial" w:hAnsi="Arial" w:eastAsia="Arial" w:cs="Arial"/>
+          <w:b/>
+          <w:i w:val="0"/>
+          <w:color w:val="000000"/>
+          <w:sz w:val="18"/>
+          <w:highlight w:val="lightGray"/>
+        </w:rPr>
+        <w:t>t</w:t>
+      </w:r>
       <w:r>
         <w:rPr>
           <w:rFonts w:ascii="Arial" w:hAnsi="Arial"/>
@@ -37928,7 +39575,6 @@
         </w:rPr>
         <w:t xml:space="preserve"> [Persons Table -&gt; ID Column: 1, </w:t>
       </w:r>
-      <w:proofErr w:type="spellStart"/>
       <w:r>
         <w:rPr>
           <w:rFonts w:ascii="Arial" w:hAnsi="Arial"/>
@@ -37937,7 +39583,6 @@
         </w:rPr>
         <w:t>Name_En</w:t>
       </w:r>
-      <w:proofErr w:type="spellEnd"/>
       <w:r>
         <w:rPr>
           <w:rFonts w:ascii="Arial" w:hAnsi="Arial"/>
@@ -37963,7 +39608,6 @@
         </w:rPr>
         <w:t xml:space="preserve"> [</w:t>
       </w:r>
-      <w:proofErr w:type="spellStart"/>
       <w:r>
         <w:rPr>
           <w:rFonts w:ascii="Arial" w:hAnsi="Arial"/>
@@ -37972,7 +39616,6 @@
         </w:rPr>
         <w:t>Lightshot</w:t>
       </w:r>
-      <w:proofErr w:type="spellEnd"/>
       <w:r>
         <w:rPr>
           <w:rFonts w:ascii="Arial" w:hAnsi="Arial"/>
@@ -37983,7 +39626,7 @@
       </w:r>
       <w:r>
         <w:rPr>
-          <w:rFonts w:ascii="Arial" w:eastAsia="Arial" w:hAnsi="Arial" w:cs="Arial"/>
+          <w:rFonts w:ascii="Arial" w:hAnsi="Arial"/>
           <w:b/>
           <w:color w:val="000000"/>
           <w:sz w:val="18"/>
@@ -37993,7 +39636,7 @@
       </w:r>
       <w:r>
         <w:rPr>
-          <w:rFonts w:ascii="Arial" w:eastAsia="Arial" w:hAnsi="Arial" w:cs="Arial"/>
+          <w:rFonts w:ascii="Arial" w:hAnsi="Arial"/>
           <w:color w:val="000000"/>
           <w:sz w:val="18"/>
           <w:highlight w:val="lightGray"/>
@@ -38202,17 +39845,116 @@
         </w:rPr>
         <w:t xml:space="preserve"># Source: </w:t>
       </w:r>
-      <w:proofErr w:type="spellStart"/>
-      <w:r>
-        <w:rPr>
-          <w:rFonts w:ascii="Arial" w:hAnsi="Arial"/>
-          <w:b/>
-          <w:sz w:val="18"/>
-          <w:highlight w:val="lightGray"/>
-        </w:rPr>
-        <w:t>ScreenShots</w:t>
-      </w:r>
-      <w:proofErr w:type="spellEnd"/>
+      <w:r>
+        <w:rPr>
+          <w:rFonts w:ascii="Arial" w:hAnsi="Arial" w:eastAsia="Arial" w:cs="Arial"/>
+          <w:b/>
+          <w:i w:val="0"/>
+          <w:color w:val="000000"/>
+          <w:sz w:val="18"/>
+          <w:highlight w:val="lightGray"/>
+        </w:rPr>
+        <w:t>S</w:t>
+      </w:r>
+      <w:r>
+        <w:rPr>
+          <w:rFonts w:ascii="Arial" w:hAnsi="Arial" w:eastAsia="Arial" w:cs="Arial"/>
+          <w:b/>
+          <w:i w:val="0"/>
+          <w:color w:val="000000"/>
+          <w:sz w:val="18"/>
+          <w:highlight w:val="lightGray"/>
+        </w:rPr>
+        <w:t>c</w:t>
+      </w:r>
+      <w:r>
+        <w:rPr>
+          <w:rFonts w:ascii="Arial" w:hAnsi="Arial" w:eastAsia="Arial" w:cs="Arial"/>
+          <w:b/>
+          <w:i w:val="0"/>
+          <w:color w:val="000000"/>
+          <w:sz w:val="18"/>
+          <w:highlight w:val="lightGray"/>
+        </w:rPr>
+        <w:t>r</w:t>
+      </w:r>
+      <w:r>
+        <w:rPr>
+          <w:rFonts w:ascii="Arial" w:hAnsi="Arial" w:eastAsia="Arial" w:cs="Arial"/>
+          <w:b/>
+          <w:i w:val="0"/>
+          <w:color w:val="000000"/>
+          <w:sz w:val="18"/>
+          <w:highlight w:val="lightGray"/>
+        </w:rPr>
+        <w:t>e</w:t>
+      </w:r>
+      <w:r>
+        <w:rPr>
+          <w:rFonts w:ascii="Arial" w:hAnsi="Arial" w:eastAsia="Arial" w:cs="Arial"/>
+          <w:b/>
+          <w:i w:val="0"/>
+          <w:color w:val="000000"/>
+          <w:sz w:val="18"/>
+          <w:highlight w:val="lightGray"/>
+        </w:rPr>
+        <w:t>e</w:t>
+      </w:r>
+      <w:r>
+        <w:rPr>
+          <w:rFonts w:ascii="Arial" w:hAnsi="Arial" w:eastAsia="Arial" w:cs="Arial"/>
+          <w:b/>
+          <w:i w:val="0"/>
+          <w:color w:val="000000"/>
+          <w:sz w:val="18"/>
+          <w:highlight w:val="lightGray"/>
+        </w:rPr>
+        <w:t>n</w:t>
+      </w:r>
+      <w:r>
+        <w:rPr>
+          <w:rFonts w:ascii="Arial" w:hAnsi="Arial" w:eastAsia="Arial" w:cs="Arial"/>
+          <w:b/>
+          <w:i w:val="0"/>
+          <w:color w:val="000000"/>
+          <w:sz w:val="18"/>
+          <w:highlight w:val="lightGray"/>
+        </w:rPr>
+        <w:t>S</w:t>
+      </w:r>
+      <w:r>
+        <w:rPr>
+          <w:rFonts w:ascii="Arial" w:hAnsi="Arial" w:eastAsia="Arial" w:cs="Arial"/>
+          <w:b/>
+          <w:i w:val="0"/>
+          <w:color w:val="000000"/>
+          <w:sz w:val="18"/>
+          <w:highlight w:val="lightGray"/>
+        </w:rPr>
+        <w:t>h</w:t>
+      </w:r>
+      <w:r>
+        <w:rPr>
+          <w:rFonts w:ascii="Arial" w:hAnsi="Arial" w:eastAsia="Arial" w:cs="Arial"/>
+          <w:b/>
+          <w:i w:val="0"/>
+          <w:color w:val="000000"/>
+          <w:sz w:val="18"/>
+          <w:highlight w:val="lightGray"/>
+        </w:rPr>
+        <w:t>o</w:t>
+      </w:r>
+      <w:r>
+        <w:rPr>
+          <w:rFonts w:ascii="Arial" w:hAnsi="Arial" w:eastAsia="Arial" w:cs="Arial"/>
+          <w:b/>
+          <w:i w:val="0"/>
+          <w:color w:val="000000"/>
+          <w:sz w:val="18"/>
+          <w:highlight w:val="lightGray"/>
+        </w:rPr>
+        <w:t>t</w:t>
+      </w:r>
       <w:r>
         <w:rPr>
           <w:rFonts w:ascii="Arial" w:hAnsi="Arial"/>
@@ -38255,7 +39997,6 @@
         </w:rPr>
         <w:t xml:space="preserve"> [Persons Table -&gt; ID Column: 1, </w:t>
       </w:r>
-      <w:proofErr w:type="spellStart"/>
       <w:r>
         <w:rPr>
           <w:rFonts w:ascii="Arial" w:hAnsi="Arial"/>
@@ -38264,7 +40005,6 @@
         </w:rPr>
         <w:t>Name_En</w:t>
       </w:r>
-      <w:proofErr w:type="spellEnd"/>
       <w:r>
         <w:rPr>
           <w:rFonts w:ascii="Arial" w:hAnsi="Arial"/>
@@ -38290,7 +40030,6 @@
         </w:rPr>
         <w:t xml:space="preserve"> [</w:t>
       </w:r>
-      <w:proofErr w:type="spellStart"/>
       <w:r>
         <w:rPr>
           <w:rFonts w:ascii="Arial" w:hAnsi="Arial"/>
@@ -38299,7 +40038,6 @@
         </w:rPr>
         <w:t>Lightshot</w:t>
       </w:r>
-      <w:proofErr w:type="spellEnd"/>
       <w:r>
         <w:rPr>
           <w:rFonts w:ascii="Arial" w:hAnsi="Arial"/>
@@ -38310,7 +40048,7 @@
       </w:r>
       <w:r>
         <w:rPr>
-          <w:rFonts w:ascii="Arial" w:eastAsia="Arial" w:hAnsi="Arial" w:cs="Arial"/>
+          <w:rFonts w:ascii="Arial" w:hAnsi="Arial"/>
           <w:b/>
           <w:color w:val="000000"/>
           <w:sz w:val="18"/>
@@ -38320,7 +40058,7 @@
       </w:r>
       <w:r>
         <w:rPr>
-          <w:rFonts w:ascii="Arial" w:eastAsia="Arial" w:hAnsi="Arial" w:cs="Arial"/>
+          <w:rFonts w:ascii="Arial" w:hAnsi="Arial"/>
           <w:color w:val="000000"/>
           <w:sz w:val="18"/>
           <w:highlight w:val="lightGray"/>
@@ -38509,17 +40247,116 @@
         </w:rPr>
         <w:t xml:space="preserve"># Source: </w:t>
       </w:r>
-      <w:proofErr w:type="spellStart"/>
-      <w:r>
-        <w:rPr>
-          <w:rFonts w:ascii="Arial" w:hAnsi="Arial"/>
-          <w:b/>
-          <w:sz w:val="18"/>
-          <w:highlight w:val="lightGray"/>
-        </w:rPr>
-        <w:t>ScreenShots</w:t>
-      </w:r>
-      <w:proofErr w:type="spellEnd"/>
+      <w:r>
+        <w:rPr>
+          <w:rFonts w:ascii="Arial" w:hAnsi="Arial" w:eastAsia="Arial" w:cs="Arial"/>
+          <w:b/>
+          <w:i w:val="0"/>
+          <w:color w:val="000000"/>
+          <w:sz w:val="18"/>
+          <w:highlight w:val="lightGray"/>
+        </w:rPr>
+        <w:t>S</w:t>
+      </w:r>
+      <w:r>
+        <w:rPr>
+          <w:rFonts w:ascii="Arial" w:hAnsi="Arial" w:eastAsia="Arial" w:cs="Arial"/>
+          <w:b/>
+          <w:i w:val="0"/>
+          <w:color w:val="000000"/>
+          <w:sz w:val="18"/>
+          <w:highlight w:val="lightGray"/>
+        </w:rPr>
+        <w:t>c</w:t>
+      </w:r>
+      <w:r>
+        <w:rPr>
+          <w:rFonts w:ascii="Arial" w:hAnsi="Arial" w:eastAsia="Arial" w:cs="Arial"/>
+          <w:b/>
+          <w:i w:val="0"/>
+          <w:color w:val="000000"/>
+          <w:sz w:val="18"/>
+          <w:highlight w:val="lightGray"/>
+        </w:rPr>
+        <w:t>r</w:t>
+      </w:r>
+      <w:r>
+        <w:rPr>
+          <w:rFonts w:ascii="Arial" w:hAnsi="Arial" w:eastAsia="Arial" w:cs="Arial"/>
+          <w:b/>
+          <w:i w:val="0"/>
+          <w:color w:val="000000"/>
+          <w:sz w:val="18"/>
+          <w:highlight w:val="lightGray"/>
+        </w:rPr>
+        <w:t>e</w:t>
+      </w:r>
+      <w:r>
+        <w:rPr>
+          <w:rFonts w:ascii="Arial" w:hAnsi="Arial" w:eastAsia="Arial" w:cs="Arial"/>
+          <w:b/>
+          <w:i w:val="0"/>
+          <w:color w:val="000000"/>
+          <w:sz w:val="18"/>
+          <w:highlight w:val="lightGray"/>
+        </w:rPr>
+        <w:t>e</w:t>
+      </w:r>
+      <w:r>
+        <w:rPr>
+          <w:rFonts w:ascii="Arial" w:hAnsi="Arial" w:eastAsia="Arial" w:cs="Arial"/>
+          <w:b/>
+          <w:i w:val="0"/>
+          <w:color w:val="000000"/>
+          <w:sz w:val="18"/>
+          <w:highlight w:val="lightGray"/>
+        </w:rPr>
+        <w:t>n</w:t>
+      </w:r>
+      <w:r>
+        <w:rPr>
+          <w:rFonts w:ascii="Arial" w:hAnsi="Arial" w:eastAsia="Arial" w:cs="Arial"/>
+          <w:b/>
+          <w:i w:val="0"/>
+          <w:color w:val="000000"/>
+          <w:sz w:val="18"/>
+          <w:highlight w:val="lightGray"/>
+        </w:rPr>
+        <w:t>S</w:t>
+      </w:r>
+      <w:r>
+        <w:rPr>
+          <w:rFonts w:ascii="Arial" w:hAnsi="Arial" w:eastAsia="Arial" w:cs="Arial"/>
+          <w:b/>
+          <w:i w:val="0"/>
+          <w:color w:val="000000"/>
+          <w:sz w:val="18"/>
+          <w:highlight w:val="lightGray"/>
+        </w:rPr>
+        <w:t>h</w:t>
+      </w:r>
+      <w:r>
+        <w:rPr>
+          <w:rFonts w:ascii="Arial" w:hAnsi="Arial" w:eastAsia="Arial" w:cs="Arial"/>
+          <w:b/>
+          <w:i w:val="0"/>
+          <w:color w:val="000000"/>
+          <w:sz w:val="18"/>
+          <w:highlight w:val="lightGray"/>
+        </w:rPr>
+        <w:t>o</w:t>
+      </w:r>
+      <w:r>
+        <w:rPr>
+          <w:rFonts w:ascii="Arial" w:hAnsi="Arial" w:eastAsia="Arial" w:cs="Arial"/>
+          <w:b/>
+          <w:i w:val="0"/>
+          <w:color w:val="000000"/>
+          <w:sz w:val="18"/>
+          <w:highlight w:val="lightGray"/>
+        </w:rPr>
+        <w:t>t</w:t>
+      </w:r>
       <w:r>
         <w:rPr>
           <w:rFonts w:ascii="Arial" w:hAnsi="Arial"/>
@@ -38562,7 +40399,6 @@
         </w:rPr>
         <w:t xml:space="preserve"> [Persons Table -&gt; ID Column: 1, </w:t>
       </w:r>
-      <w:proofErr w:type="spellStart"/>
       <w:r>
         <w:rPr>
           <w:rFonts w:ascii="Arial" w:hAnsi="Arial"/>
@@ -38571,7 +40407,6 @@
         </w:rPr>
         <w:t>Name_En</w:t>
       </w:r>
-      <w:proofErr w:type="spellEnd"/>
       <w:r>
         <w:rPr>
           <w:rFonts w:ascii="Arial" w:hAnsi="Arial"/>
@@ -38597,7 +40432,6 @@
         </w:rPr>
         <w:t xml:space="preserve"> [</w:t>
       </w:r>
-      <w:proofErr w:type="spellStart"/>
       <w:r>
         <w:rPr>
           <w:rFonts w:ascii="Arial" w:hAnsi="Arial"/>
@@ -38606,7 +40440,6 @@
         </w:rPr>
         <w:t>Lightshot</w:t>
       </w:r>
-      <w:proofErr w:type="spellEnd"/>
       <w:r>
         <w:rPr>
           <w:rFonts w:ascii="Arial" w:hAnsi="Arial"/>
@@ -38617,7 +40450,7 @@
       </w:r>
       <w:r>
         <w:rPr>
-          <w:rFonts w:ascii="Arial" w:eastAsia="Arial" w:hAnsi="Arial" w:cs="Arial"/>
+          <w:rFonts w:ascii="Arial" w:hAnsi="Arial"/>
           <w:b/>
           <w:color w:val="000000"/>
           <w:sz w:val="18"/>
@@ -38627,7 +40460,7 @@
       </w:r>
       <w:r>
         <w:rPr>
-          <w:rFonts w:ascii="Arial" w:eastAsia="Arial" w:hAnsi="Arial" w:cs="Arial"/>
+          <w:rFonts w:ascii="Arial" w:hAnsi="Arial"/>
           <w:color w:val="000000"/>
           <w:sz w:val="18"/>
           <w:highlight w:val="lightGray"/>
@@ -38797,17 +40630,116 @@
         </w:rPr>
         <w:t xml:space="preserve"># Source: </w:t>
       </w:r>
-      <w:proofErr w:type="spellStart"/>
-      <w:r>
-        <w:rPr>
-          <w:rFonts w:ascii="Arial" w:hAnsi="Arial"/>
-          <w:b/>
-          <w:sz w:val="18"/>
-          <w:highlight w:val="lightGray"/>
-        </w:rPr>
-        <w:t>ScreenShots</w:t>
-      </w:r>
-      <w:proofErr w:type="spellEnd"/>
+      <w:r>
+        <w:rPr>
+          <w:rFonts w:ascii="Arial" w:hAnsi="Arial" w:eastAsia="Arial" w:cs="Arial"/>
+          <w:b/>
+          <w:i w:val="0"/>
+          <w:color w:val="000000"/>
+          <w:sz w:val="18"/>
+          <w:highlight w:val="lightGray"/>
+        </w:rPr>
+        <w:t>S</w:t>
+      </w:r>
+      <w:r>
+        <w:rPr>
+          <w:rFonts w:ascii="Arial" w:hAnsi="Arial" w:eastAsia="Arial" w:cs="Arial"/>
+          <w:b/>
+          <w:i w:val="0"/>
+          <w:color w:val="000000"/>
+          <w:sz w:val="18"/>
+          <w:highlight w:val="lightGray"/>
+        </w:rPr>
+        <w:t>c</w:t>
+      </w:r>
+      <w:r>
+        <w:rPr>
+          <w:rFonts w:ascii="Arial" w:hAnsi="Arial" w:eastAsia="Arial" w:cs="Arial"/>
+          <w:b/>
+          <w:i w:val="0"/>
+          <w:color w:val="000000"/>
+          <w:sz w:val="18"/>
+          <w:highlight w:val="lightGray"/>
+        </w:rPr>
+        <w:t>r</w:t>
+      </w:r>
+      <w:r>
+        <w:rPr>
+          <w:rFonts w:ascii="Arial" w:hAnsi="Arial" w:eastAsia="Arial" w:cs="Arial"/>
+          <w:b/>
+          <w:i w:val="0"/>
+          <w:color w:val="000000"/>
+          <w:sz w:val="18"/>
+          <w:highlight w:val="lightGray"/>
+        </w:rPr>
+        <w:t>e</w:t>
+      </w:r>
+      <w:r>
+        <w:rPr>
+          <w:rFonts w:ascii="Arial" w:hAnsi="Arial" w:eastAsia="Arial" w:cs="Arial"/>
+          <w:b/>
+          <w:i w:val="0"/>
+          <w:color w:val="000000"/>
+          <w:sz w:val="18"/>
+          <w:highlight w:val="lightGray"/>
+        </w:rPr>
+        <w:t>e</w:t>
+      </w:r>
+      <w:r>
+        <w:rPr>
+          <w:rFonts w:ascii="Arial" w:hAnsi="Arial" w:eastAsia="Arial" w:cs="Arial"/>
+          <w:b/>
+          <w:i w:val="0"/>
+          <w:color w:val="000000"/>
+          <w:sz w:val="18"/>
+          <w:highlight w:val="lightGray"/>
+        </w:rPr>
+        <w:t>n</w:t>
+      </w:r>
+      <w:r>
+        <w:rPr>
+          <w:rFonts w:ascii="Arial" w:hAnsi="Arial" w:eastAsia="Arial" w:cs="Arial"/>
+          <w:b/>
+          <w:i w:val="0"/>
+          <w:color w:val="000000"/>
+          <w:sz w:val="18"/>
+          <w:highlight w:val="lightGray"/>
+        </w:rPr>
+        <w:t>S</w:t>
+      </w:r>
+      <w:r>
+        <w:rPr>
+          <w:rFonts w:ascii="Arial" w:hAnsi="Arial" w:eastAsia="Arial" w:cs="Arial"/>
+          <w:b/>
+          <w:i w:val="0"/>
+          <w:color w:val="000000"/>
+          <w:sz w:val="18"/>
+          <w:highlight w:val="lightGray"/>
+        </w:rPr>
+        <w:t>h</w:t>
+      </w:r>
+      <w:r>
+        <w:rPr>
+          <w:rFonts w:ascii="Arial" w:hAnsi="Arial" w:eastAsia="Arial" w:cs="Arial"/>
+          <w:b/>
+          <w:i w:val="0"/>
+          <w:color w:val="000000"/>
+          <w:sz w:val="18"/>
+          <w:highlight w:val="lightGray"/>
+        </w:rPr>
+        <w:t>o</w:t>
+      </w:r>
+      <w:r>
+        <w:rPr>
+          <w:rFonts w:ascii="Arial" w:hAnsi="Arial" w:eastAsia="Arial" w:cs="Arial"/>
+          <w:b/>
+          <w:i w:val="0"/>
+          <w:color w:val="000000"/>
+          <w:sz w:val="18"/>
+          <w:highlight w:val="lightGray"/>
+        </w:rPr>
+        <w:t>t</w:t>
+      </w:r>
       <w:r>
         <w:rPr>
           <w:rFonts w:ascii="Arial" w:hAnsi="Arial"/>
@@ -38850,7 +40782,6 @@
         </w:rPr>
         <w:t xml:space="preserve"> [Persons Table -&gt; ID Column: 1, </w:t>
       </w:r>
-      <w:proofErr w:type="spellStart"/>
       <w:r>
         <w:rPr>
           <w:rFonts w:ascii="Arial" w:hAnsi="Arial"/>
@@ -38859,7 +40790,6 @@
         </w:rPr>
         <w:t>Name_En</w:t>
       </w:r>
-      <w:proofErr w:type="spellEnd"/>
       <w:r>
         <w:rPr>
           <w:rFonts w:ascii="Arial" w:hAnsi="Arial"/>
@@ -38885,7 +40815,6 @@
         </w:rPr>
         <w:t xml:space="preserve"> [</w:t>
       </w:r>
-      <w:proofErr w:type="spellStart"/>
       <w:r>
         <w:rPr>
           <w:rFonts w:ascii="Arial" w:hAnsi="Arial"/>
@@ -38894,7 +40823,6 @@
         </w:rPr>
         <w:t>Lightshot</w:t>
       </w:r>
-      <w:proofErr w:type="spellEnd"/>
       <w:r>
         <w:rPr>
           <w:rFonts w:ascii="Arial" w:hAnsi="Arial"/>
@@ -38905,7 +40833,7 @@
       </w:r>
       <w:r>
         <w:rPr>
-          <w:rFonts w:ascii="Arial" w:eastAsia="Arial" w:hAnsi="Arial" w:cs="Arial"/>
+          <w:rFonts w:ascii="Arial" w:hAnsi="Arial"/>
           <w:b/>
           <w:color w:val="000000"/>
           <w:sz w:val="18"/>
@@ -38915,7 +40843,7 @@
       </w:r>
       <w:r>
         <w:rPr>
-          <w:rFonts w:ascii="Arial" w:eastAsia="Arial" w:hAnsi="Arial" w:cs="Arial"/>
+          <w:rFonts w:ascii="Arial" w:hAnsi="Arial"/>
           <w:color w:val="000000"/>
           <w:sz w:val="18"/>
           <w:highlight w:val="lightGray"/>
@@ -39090,17 +41018,116 @@
         </w:rPr>
         <w:t xml:space="preserve"># Source: </w:t>
       </w:r>
-      <w:proofErr w:type="spellStart"/>
-      <w:r>
-        <w:rPr>
-          <w:rFonts w:ascii="Arial" w:hAnsi="Arial"/>
-          <w:b/>
-          <w:sz w:val="18"/>
-          <w:highlight w:val="lightGray"/>
-        </w:rPr>
-        <w:t>ScreenShots</w:t>
-      </w:r>
-      <w:proofErr w:type="spellEnd"/>
+      <w:r>
+        <w:rPr>
+          <w:rFonts w:ascii="Arial" w:hAnsi="Arial" w:eastAsia="Arial" w:cs="Arial"/>
+          <w:b/>
+          <w:i w:val="0"/>
+          <w:color w:val="000000"/>
+          <w:sz w:val="18"/>
+          <w:highlight w:val="lightGray"/>
+        </w:rPr>
+        <w:t>S</w:t>
+      </w:r>
+      <w:r>
+        <w:rPr>
+          <w:rFonts w:ascii="Arial" w:hAnsi="Arial" w:eastAsia="Arial" w:cs="Arial"/>
+          <w:b/>
+          <w:i w:val="0"/>
+          <w:color w:val="000000"/>
+          <w:sz w:val="18"/>
+          <w:highlight w:val="lightGray"/>
+        </w:rPr>
+        <w:t>c</w:t>
+      </w:r>
+      <w:r>
+        <w:rPr>
+          <w:rFonts w:ascii="Arial" w:hAnsi="Arial" w:eastAsia="Arial" w:cs="Arial"/>
+          <w:b/>
+          <w:i w:val="0"/>
+          <w:color w:val="000000"/>
+          <w:sz w:val="18"/>
+          <w:highlight w:val="lightGray"/>
+        </w:rPr>
+        <w:t>r</w:t>
+      </w:r>
+      <w:r>
+        <w:rPr>
+          <w:rFonts w:ascii="Arial" w:hAnsi="Arial" w:eastAsia="Arial" w:cs="Arial"/>
+          <w:b/>
+          <w:i w:val="0"/>
+          <w:color w:val="000000"/>
+          <w:sz w:val="18"/>
+          <w:highlight w:val="lightGray"/>
+        </w:rPr>
+        <w:t>e</w:t>
+      </w:r>
+      <w:r>
+        <w:rPr>
+          <w:rFonts w:ascii="Arial" w:hAnsi="Arial" w:eastAsia="Arial" w:cs="Arial"/>
+          <w:b/>
+          <w:i w:val="0"/>
+          <w:color w:val="000000"/>
+          <w:sz w:val="18"/>
+          <w:highlight w:val="lightGray"/>
+        </w:rPr>
+        <w:t>e</w:t>
+      </w:r>
+      <w:r>
+        <w:rPr>
+          <w:rFonts w:ascii="Arial" w:hAnsi="Arial" w:eastAsia="Arial" w:cs="Arial"/>
+          <w:b/>
+          <w:i w:val="0"/>
+          <w:color w:val="000000"/>
+          <w:sz w:val="18"/>
+          <w:highlight w:val="lightGray"/>
+        </w:rPr>
+        <w:t>n</w:t>
+      </w:r>
+      <w:r>
+        <w:rPr>
+          <w:rFonts w:ascii="Arial" w:hAnsi="Arial" w:eastAsia="Arial" w:cs="Arial"/>
+          <w:b/>
+          <w:i w:val="0"/>
+          <w:color w:val="000000"/>
+          <w:sz w:val="18"/>
+          <w:highlight w:val="lightGray"/>
+        </w:rPr>
+        <w:t>S</w:t>
+      </w:r>
+      <w:r>
+        <w:rPr>
+          <w:rFonts w:ascii="Arial" w:hAnsi="Arial" w:eastAsia="Arial" w:cs="Arial"/>
+          <w:b/>
+          <w:i w:val="0"/>
+          <w:color w:val="000000"/>
+          <w:sz w:val="18"/>
+          <w:highlight w:val="lightGray"/>
+        </w:rPr>
+        <w:t>h</w:t>
+      </w:r>
+      <w:r>
+        <w:rPr>
+          <w:rFonts w:ascii="Arial" w:hAnsi="Arial" w:eastAsia="Arial" w:cs="Arial"/>
+          <w:b/>
+          <w:i w:val="0"/>
+          <w:color w:val="000000"/>
+          <w:sz w:val="18"/>
+          <w:highlight w:val="lightGray"/>
+        </w:rPr>
+        <w:t>o</w:t>
+      </w:r>
+      <w:r>
+        <w:rPr>
+          <w:rFonts w:ascii="Arial" w:hAnsi="Arial" w:eastAsia="Arial" w:cs="Arial"/>
+          <w:b/>
+          <w:i w:val="0"/>
+          <w:color w:val="000000"/>
+          <w:sz w:val="18"/>
+          <w:highlight w:val="lightGray"/>
+        </w:rPr>
+        <w:t>t</w:t>
+      </w:r>
       <w:r>
         <w:rPr>
           <w:rFonts w:ascii="Arial" w:hAnsi="Arial"/>
@@ -39143,7 +41170,6 @@
         </w:rPr>
         <w:t xml:space="preserve"> [Persons Table -&gt; ID Column: 1, </w:t>
       </w:r>
-      <w:proofErr w:type="spellStart"/>
       <w:r>
         <w:rPr>
           <w:rFonts w:ascii="Arial" w:hAnsi="Arial"/>
@@ -39152,7 +41178,6 @@
         </w:rPr>
         <w:t>Name_En</w:t>
       </w:r>
-      <w:proofErr w:type="spellEnd"/>
       <w:r>
         <w:rPr>
           <w:rFonts w:ascii="Arial" w:hAnsi="Arial"/>
@@ -39178,7 +41203,6 @@
         </w:rPr>
         <w:t xml:space="preserve"> [</w:t>
       </w:r>
-      <w:proofErr w:type="spellStart"/>
       <w:r>
         <w:rPr>
           <w:rFonts w:ascii="Arial" w:hAnsi="Arial"/>
@@ -39187,7 +41211,6 @@
         </w:rPr>
         <w:t>Lightshot</w:t>
       </w:r>
-      <w:proofErr w:type="spellEnd"/>
       <w:r>
         <w:rPr>
           <w:rFonts w:ascii="Arial" w:hAnsi="Arial"/>
@@ -39198,7 +41221,7 @@
       </w:r>
       <w:r>
         <w:rPr>
-          <w:rFonts w:ascii="Arial" w:eastAsia="Arial" w:hAnsi="Arial" w:cs="Arial"/>
+          <w:rFonts w:ascii="Arial" w:hAnsi="Arial"/>
           <w:b/>
           <w:color w:val="000000"/>
           <w:sz w:val="18"/>
@@ -39208,7 +41231,7 @@
       </w:r>
       <w:r>
         <w:rPr>
-          <w:rFonts w:ascii="Arial" w:eastAsia="Arial" w:hAnsi="Arial" w:cs="Arial"/>
+          <w:rFonts w:ascii="Arial" w:hAnsi="Arial"/>
           <w:color w:val="000000"/>
           <w:sz w:val="18"/>
           <w:highlight w:val="lightGray"/>
